--- a/doc_review_work/AutoISF Operations Manual Plain Language Summary revised 25 Aug 2026 Contents links fixed.docx
+++ b/doc_review_work/AutoISF Operations Manual Plain Language Summary revised 25 Aug 2026 Contents links fixed.docx
@@ -9,13 +9,7 @@
       </w:pPr>
       <w:bookmarkStart w:id="123" w:name="Top"/>
       <w:r>
-        <w:t>AutoISF Fork —</w:t>
-      </w:r>
-      <w:r>
-        <w:t xml:space="preserve">Summary </w:t>
-      </w:r>
-      <w:r>
-        <w:t>Operations Manual</w:t>
+        <w:t xml:space="preserve">AutoISF Fork —Summary Operations Manual</w:t>
       </w:r>
       <w:bookmarkEnd w:id="123"/>
     </w:p>
@@ -45,14 +39,7 @@
           <w:b/>
           <w:sz w:val="40"/>
         </w:rPr>
-        <w:t>AIM  of the program.</w:t>
-      </w:r>
-      <w:r>
-        <w:rPr>
-          <w:b/>
-          <w:sz w:val="40"/>
-        </w:rPr>
-        <w:t xml:space="preserve"> [a personal use example of ideas]</w:t>
+        <w:t xml:space="preserve">AIM  of the program. [a personal use example of ideas]</w:t>
       </w:r>
     </w:p>
     <w:p>
@@ -76,316 +63,57 @@
           <w:sz w:val="28"/>
           <w:szCs w:val="28"/>
         </w:rPr>
-        <w:t xml:space="preserve">The aim is to make the requirement for intervention very minimal, given still the </w:t>
-      </w:r>
-      <w:r>
+        <w:t xml:space="preserve">The aim is to make the requirement for intervention very minimal, given still the expectation of at least intermittent bolus calculation. This represents a lesser goal than the “boost” Variant aAPS programme, which I think really aims at no bolus.</w:t>
+      </w:r>
+    </w:p>
+    <w:p>
+      <w:pPr>
+        <w:jc w:val="both"/>
         <w:rPr>
           <w:sz w:val="28"/>
           <w:szCs w:val="28"/>
         </w:rPr>
-        <w:t>e</w:t>
-      </w:r>
-      <w:r>
+      </w:pPr>
+    </w:p>
+    <w:p>
+      <w:pPr>
+        <w:jc w:val="both"/>
         <w:rPr>
           <w:sz w:val="28"/>
           <w:szCs w:val="28"/>
         </w:rPr>
-        <w:t xml:space="preserve">xpectation of at least intermittent bolus calculation. This represents </w:t>
-      </w:r>
+      </w:pPr>
       <w:r>
         <w:rPr>
           <w:sz w:val="28"/>
           <w:szCs w:val="28"/>
         </w:rPr>
-        <w:t>a</w:t>
-      </w:r>
-      <w:r>
+        <w:t xml:space="preserve">Although the internal code automations do switch profiles and set temp targets these can be set individually as well if necessary and particularly if there is a concern about overall excess  strength causing hypoglycemia or various conditions [such as steroids, hormones and so on] interfering in the last few days or weeks, </w:t>
+      </w:r>
+    </w:p>
+    <w:p>
+      <w:pPr>
+        <w:jc w:val="both"/>
         <w:rPr>
           <w:sz w:val="28"/>
           <w:szCs w:val="28"/>
         </w:rPr>
-        <w:t xml:space="preserve"> lesser goal than the “boost” Varia</w:t>
-      </w:r>
-      <w:r>
+      </w:pPr>
+    </w:p>
+    <w:p>
+      <w:pPr>
+        <w:jc w:val="both"/>
         <w:rPr>
           <w:sz w:val="28"/>
           <w:szCs w:val="28"/>
         </w:rPr>
-        <w:t>nt aAPS</w:t>
-      </w:r>
+      </w:pPr>
       <w:r>
         <w:rPr>
           <w:sz w:val="28"/>
           <w:szCs w:val="28"/>
         </w:rPr>
-        <w:t xml:space="preserve"> programme, which </w:t>
-      </w:r>
-      <w:r>
-        <w:rPr>
-          <w:sz w:val="28"/>
-          <w:szCs w:val="28"/>
-        </w:rPr>
-        <w:t xml:space="preserve">I think </w:t>
-      </w:r>
-      <w:r>
-        <w:rPr>
-          <w:sz w:val="28"/>
-          <w:szCs w:val="28"/>
-        </w:rPr>
-        <w:t>really aims at</w:t>
-      </w:r>
-      <w:r>
-        <w:rPr>
-          <w:sz w:val="28"/>
-          <w:szCs w:val="28"/>
-        </w:rPr>
-        <w:t xml:space="preserve"> n</w:t>
-      </w:r>
-      <w:r>
-        <w:rPr>
-          <w:sz w:val="28"/>
-          <w:szCs w:val="28"/>
-        </w:rPr>
-        <w:t>o bolus.</w:t>
-      </w:r>
-    </w:p>
-    <w:p>
-      <w:pPr>
-        <w:jc w:val="both"/>
-        <w:rPr>
-          <w:sz w:val="28"/>
-          <w:szCs w:val="28"/>
-        </w:rPr>
-      </w:pPr>
-    </w:p>
-    <w:p>
-      <w:pPr>
-        <w:jc w:val="both"/>
-        <w:rPr>
-          <w:sz w:val="28"/>
-          <w:szCs w:val="28"/>
-        </w:rPr>
-      </w:pPr>
-      <w:r>
-        <w:rPr>
-          <w:sz w:val="28"/>
-          <w:szCs w:val="28"/>
-        </w:rPr>
-        <w:t>Although the internal code automations</w:t>
-      </w:r>
-      <w:r>
-        <w:rPr>
-          <w:sz w:val="28"/>
-          <w:szCs w:val="28"/>
-        </w:rPr>
-        <w:t xml:space="preserve"> d</w:t>
-      </w:r>
-      <w:r>
-        <w:rPr>
-          <w:sz w:val="28"/>
-          <w:szCs w:val="28"/>
-        </w:rPr>
-        <w:t>o switch profiles and set temp targets</w:t>
-      </w:r>
-      <w:r>
-        <w:rPr>
-          <w:sz w:val="28"/>
-          <w:szCs w:val="28"/>
-        </w:rPr>
-        <w:t xml:space="preserve"> t</w:t>
-      </w:r>
-      <w:r>
-        <w:rPr>
-          <w:sz w:val="28"/>
-          <w:szCs w:val="28"/>
-        </w:rPr>
-        <w:t>hese can be set individually as well</w:t>
-      </w:r>
-      <w:r>
-        <w:rPr>
-          <w:sz w:val="28"/>
-          <w:szCs w:val="28"/>
-        </w:rPr>
-        <w:t xml:space="preserve"> i</w:t>
-      </w:r>
-      <w:r>
-        <w:rPr>
-          <w:sz w:val="28"/>
-          <w:szCs w:val="28"/>
-        </w:rPr>
-        <w:t>f necessary</w:t>
-      </w:r>
-      <w:r>
-        <w:rPr>
-          <w:sz w:val="28"/>
-          <w:szCs w:val="28"/>
-        </w:rPr>
-        <w:t xml:space="preserve"> </w:t>
-      </w:r>
-      <w:r>
-        <w:rPr>
-          <w:sz w:val="28"/>
-          <w:szCs w:val="28"/>
-        </w:rPr>
-        <w:t>and p</w:t>
-      </w:r>
-      <w:r>
-        <w:rPr>
-          <w:sz w:val="28"/>
-          <w:szCs w:val="28"/>
-        </w:rPr>
-        <w:t>articularly if there is a concern</w:t>
-      </w:r>
-      <w:r>
-        <w:rPr>
-          <w:sz w:val="28"/>
-          <w:szCs w:val="28"/>
-        </w:rPr>
-        <w:t xml:space="preserve"> about overall </w:t>
-      </w:r>
-      <w:r>
-        <w:rPr>
-          <w:sz w:val="28"/>
-          <w:szCs w:val="28"/>
-        </w:rPr>
-        <w:t xml:space="preserve">excess </w:t>
-      </w:r>
-      <w:r>
-        <w:rPr>
-          <w:sz w:val="28"/>
-          <w:szCs w:val="28"/>
-        </w:rPr>
-        <w:t xml:space="preserve"> strength</w:t>
-      </w:r>
-      <w:r>
-        <w:rPr>
-          <w:sz w:val="28"/>
-          <w:szCs w:val="28"/>
-        </w:rPr>
-        <w:t xml:space="preserve"> c</w:t>
-      </w:r>
-      <w:r>
-        <w:rPr>
-          <w:sz w:val="28"/>
-          <w:szCs w:val="28"/>
-        </w:rPr>
-        <w:t>ausing hyp</w:t>
-      </w:r>
-      <w:r>
-        <w:rPr>
-          <w:sz w:val="28"/>
-          <w:szCs w:val="28"/>
-        </w:rPr>
-        <w:t>o</w:t>
-      </w:r>
-      <w:r>
-        <w:rPr>
-          <w:sz w:val="28"/>
-          <w:szCs w:val="28"/>
-        </w:rPr>
-        <w:t>glycemia or</w:t>
-      </w:r>
-      <w:r>
-        <w:rPr>
-          <w:sz w:val="28"/>
-          <w:szCs w:val="28"/>
-        </w:rPr>
-        <w:t xml:space="preserve"> v</w:t>
-      </w:r>
-      <w:r>
-        <w:rPr>
-          <w:sz w:val="28"/>
-          <w:szCs w:val="28"/>
-        </w:rPr>
-        <w:t>arious conditions [such as steroids, hormones and so on] interfering</w:t>
-      </w:r>
-      <w:r>
-        <w:rPr>
-          <w:sz w:val="28"/>
-          <w:szCs w:val="28"/>
-        </w:rPr>
-        <w:t xml:space="preserve"> i</w:t>
-      </w:r>
-      <w:r>
-        <w:rPr>
-          <w:sz w:val="28"/>
-          <w:szCs w:val="28"/>
-        </w:rPr>
-        <w:t xml:space="preserve">n the last few days or weeks, </w:t>
-      </w:r>
-    </w:p>
-    <w:p>
-      <w:pPr>
-        <w:jc w:val="both"/>
-        <w:rPr>
-          <w:sz w:val="28"/>
-          <w:szCs w:val="28"/>
-        </w:rPr>
-      </w:pPr>
-    </w:p>
-    <w:p>
-      <w:pPr>
-        <w:jc w:val="both"/>
-        <w:rPr>
-          <w:sz w:val="28"/>
-          <w:szCs w:val="28"/>
-        </w:rPr>
-      </w:pPr>
-      <w:r>
-        <w:rPr>
-          <w:sz w:val="28"/>
-          <w:szCs w:val="28"/>
-        </w:rPr>
-        <w:t>It is simple enough to switch</w:t>
-      </w:r>
-      <w:r>
-        <w:rPr>
-          <w:sz w:val="28"/>
-          <w:szCs w:val="28"/>
-        </w:rPr>
-        <w:t xml:space="preserve"> </w:t>
-      </w:r>
-      <w:r>
-        <w:rPr>
-          <w:sz w:val="28"/>
-          <w:szCs w:val="28"/>
-        </w:rPr>
-        <w:t>the “high and low” profiles</w:t>
-      </w:r>
-      <w:r>
-        <w:rPr>
-          <w:sz w:val="28"/>
-          <w:szCs w:val="28"/>
-        </w:rPr>
-        <w:t xml:space="preserve"> u</w:t>
-      </w:r>
-      <w:r>
-        <w:rPr>
-          <w:sz w:val="28"/>
-          <w:szCs w:val="28"/>
-        </w:rPr>
-        <w:t>sed by the</w:t>
-      </w:r>
-      <w:r>
-        <w:rPr>
-          <w:sz w:val="28"/>
-          <w:szCs w:val="28"/>
-        </w:rPr>
-        <w:t xml:space="preserve"> p</w:t>
-      </w:r>
-      <w:r>
-        <w:rPr>
-          <w:sz w:val="28"/>
-          <w:szCs w:val="28"/>
-        </w:rPr>
-        <w:t>rogram.</w:t>
-      </w:r>
-      <w:r>
-        <w:rPr>
-          <w:sz w:val="28"/>
-          <w:szCs w:val="28"/>
-        </w:rPr>
-        <w:t xml:space="preserve">  Also, setting “MJ” types from List1  [or States] sets either 3, 2 , or 1 day of more gentle criteria for changing profiles, setting Steroid profiles [first set Kotlin MJ and Steroid buttons] from List1 sets more aggressive changes during the day.</w:t>
+        <w:t xml:space="preserve">It is simple enough to switch the “high and low” profiles used by the program.  Also, setting “MJ” types from List1  [or States] sets either 3, 2 , or 1 day of more gentle criteria for changing profiles, setting Steroid profiles [first set Kotlin MJ and Steroid buttons] from List1 sets more aggressive changes during the day.</w:t>
       </w:r>
     </w:p>
     <w:p>
@@ -515,31 +243,7 @@
         <w:jc w:val="both"/>
       </w:pPr>
       <w:r>
-        <w:t xml:space="preserve"> </w:t>
-      </w:r>
-      <w:r>
-        <w:t>This graph is always the primary time-aligned display</w:t>
-      </w:r>
-      <w:r>
-        <w:t xml:space="preserve"> </w:t>
-      </w:r>
-      <w:r>
-        <w:t>Also reachable via a direct TT-code Secondary graphs (graphs 1-4).</w:t>
-      </w:r>
-      <w:r>
-        <w:t xml:space="preserve"> </w:t>
-      </w:r>
-      <w:r>
-        <w:t>Graph 5 is a dedicated main-sized comparison panel</w:t>
-      </w:r>
-      <w:r>
-        <w:t xml:space="preserve"> </w:t>
-      </w:r>
-      <w:r>
-        <w:t>Gesture and remote triggers. A basal-area long-press cycles the main graph's display preset and controls the quick visibility of empirical carb line 1. An IOB-area long-press toggles SMB labels, resets the basal display preset to normal</w:t>
-      </w:r>
-      <w:r>
-        <w:t xml:space="preserve"> </w:t>
+        <w:t xml:space="preserve"> This graph is always the primary time-aligned display Also reachable via a direct TT-code Secondary graphs (graphs 1-4). Graph 5 is a dedicated main-sized comparison panel Gesture and remote triggers. A basal-area long-press cycles the main graph's display preset and controls the quick visibility of empirical carb line 1. An IOB-area long-press toggles SMB labels, resets the basal display preset to normal </w:t>
       </w:r>
       <w:hyperlink w:anchor="TOC_main" w:history="1">
         <w:r>
@@ -575,11 +279,6 @@
         </w:rPr>
         <w:lastRenderedPageBreak/>
         <w:br w:type="page"/>
-      </w:r>
-      <w:r>
-        <w:rPr>
-          <w:noProof/>
-        </w:rPr>
         <w:drawing>
           <wp:anchor distT="0" distB="0" distL="114300" distR="114300" simplePos="0" relativeHeight="251686912" behindDoc="0" locked="0" layoutInCell="1" allowOverlap="1" wp14:anchorId="470E3E7F" wp14:editId="08807A0A">
             <wp:simplePos x="0" y="0"/>
@@ -717,11 +416,6 @@
             </wp14:sizeRelV>
           </wp:anchor>
         </w:drawing>
-      </w:r>
-      <w:r>
-        <w:rPr>
-          <w:noProof/>
-        </w:rPr>
         <w:drawing>
           <wp:anchor distT="0" distB="0" distL="114300" distR="114300" simplePos="0" relativeHeight="251685888" behindDoc="0" locked="0" layoutInCell="1" allowOverlap="1" wp14:anchorId="57D01459" wp14:editId="64A987BA">
             <wp:simplePos x="0" y="0"/>
@@ -924,11 +618,6 @@
             </wp14:sizeRelV>
           </wp:anchor>
         </w:drawing>
-      </w:r>
-      <w:r>
-        <w:rPr>
-          <w:noProof/>
-        </w:rPr>
         <w:drawing>
           <wp:inline distT="0" distB="0" distL="0" distR="0" wp14:anchorId="71B9E830" wp14:editId="040D72C0">
             <wp:extent cx="2377440" cy="6955332"/>
@@ -1096,13 +785,7 @@
         <w:t>Initial screen and live calculation., carbs, protein, fat</w:t>
       </w:r>
       <w:r>
-        <w:t xml:space="preserve"> . </w:t>
-      </w:r>
-      <w:r>
-        <w:t>Protein and fat are not included in the immediate total</w:t>
-      </w:r>
-      <w:r>
-        <w:t xml:space="preserve"> </w:t>
+        <w:t xml:space="preserve"> . Protein and fat are not included in the immediate total </w:t>
       </w:r>
     </w:p>
     <w:p>
@@ -1119,10 +802,7 @@
         <w:t>Manual split-bolus</w:t>
       </w:r>
       <w:r>
-        <w:t xml:space="preserve"> </w:t>
-      </w:r>
-      <w:r>
-        <w:t>if  bolus over maximum bolus, remainder split</w:t>
+        <w:t xml:space="preserve"> if  bolus over maximum bolus, remainder split</w:t>
       </w:r>
     </w:p>
     <w:p/>
@@ -1186,11 +866,6 @@
             </a:graphic>
           </wp:inline>
         </w:drawing>
-      </w:r>
-      <w:r>
-        <w:rPr>
-          <w:noProof/>
-        </w:rPr>
         <w:drawing>
           <wp:inline distT="0" distB="0" distL="0" distR="0" wp14:anchorId="5682CDCF" wp14:editId="731E5DF4">
             <wp:extent cx="2136060" cy="5221480"/>
@@ -1439,11 +1114,6 @@
             </a:graphic>
           </wp:inline>
         </w:drawing>
-      </w:r>
-      <w:r>
-        <w:rPr>
-          <w:noProof/>
-        </w:rPr>
         <w:drawing>
           <wp:inline distT="0" distB="0" distL="0" distR="0" wp14:anchorId="63082DF6" wp14:editId="4BD834FF">
             <wp:extent cx="2377440" cy="6553809"/>
@@ -1602,14 +1272,7 @@
           <w:b/>
           <w:bCs/>
         </w:rPr>
-        <w:t xml:space="preserve"> </w:t>
-      </w:r>
-      <w:r>
-        <w:rPr>
-          <w:b/>
-          <w:bCs/>
-        </w:rPr>
-        <w:t>Double-tap the basal-rate area</w:t>
+        <w:t xml:space="preserve"> Double-tap the basal-rate area</w:t>
       </w:r>
       <w:r>
         <w:t xml:space="preserve"> to open List 2</w:t>
@@ -1629,19 +1292,7 @@
         <w:t>The outer list shows setting names</w:t>
       </w:r>
       <w:r>
-        <w:t xml:space="preserve"> </w:t>
-      </w:r>
-      <w:r>
-        <w:t>; for setting preferences and some functions,</w:t>
-      </w:r>
-      <w:r>
-        <w:t xml:space="preserve"> </w:t>
-      </w:r>
-      <w:r>
-        <w:t>with</w:t>
-      </w:r>
-      <w:r>
-        <w:t xml:space="preserve"> </w:t>
+        <w:t xml:space="preserve"> ; for setting preferences and some functions, with </w:t>
       </w:r>
       <w:r>
         <w:rPr>
@@ -1732,11 +1383,6 @@
             </a:graphic>
           </wp:inline>
         </w:drawing>
-      </w:r>
-      <w:r>
-        <w:rPr>
-          <w:noProof/>
-        </w:rPr>
         <w:drawing>
           <wp:inline distT="0" distB="0" distL="0" distR="0" wp14:anchorId="15723523" wp14:editId="596D3942">
             <wp:extent cx="2377440" cy="4930923"/>
@@ -1945,11 +1591,6 @@
             </a:graphic>
           </wp:inline>
         </w:drawing>
-      </w:r>
-      <w:r>
-        <w:rPr>
-          <w:noProof/>
-        </w:rPr>
         <w:drawing>
           <wp:inline distT="0" distB="0" distL="0" distR="0" wp14:anchorId="7DB580C9" wp14:editId="371AA48B">
             <wp:extent cx="5364541" cy="1537970"/>
@@ -2067,8 +1708,6 @@
       </w:hyperlink>
       <w:r>
         <w:br/>
-      </w:r>
-      <w:r>
         <w:t>Long-pressing the ISF/history control opens the AIV history popupEach row presents grouped glucose/raw-delta, ISF-factor, insulin/carb/HP, request/delivery and activity/status fields</w:t>
       </w:r>
       <w:hyperlink w:anchor="img_history_basal" w:history="1">
@@ -2131,22 +1770,7 @@
         <w:jc w:val="both"/>
       </w:pPr>
       <w:r>
-        <w:t>Each row joins the nearest available context to an AIV timestamp and presents grouped glucose/raw-delta, ISF-factor, insulin/carb/HP, request/delivery and activity/status fields</w:t>
-      </w:r>
-      <w:r>
-        <w:t xml:space="preserve"> </w:t>
-      </w:r>
-      <w:r>
-        <w:t xml:space="preserve">Manual/on-open </w:t>
-      </w:r>
-      <w:r>
-        <w:t xml:space="preserve">and  </w:t>
-      </w:r>
-      <w:r>
-        <w:t>Automatic /export</w:t>
-      </w:r>
-      <w:r>
-        <w:t xml:space="preserve"> ; all export AIV csv, text, setting txt, userentries.csv, logarithmic zip End </w:t>
+        <w:t xml:space="preserve">Each row joins the nearest available context to an AIV timestamp and presents grouped glucose/raw-delta, ISF-factor, insulin/carb/HP, request/delivery and activity/status fields Manual/on-open and  Automatic /export ; all export AIV csv, text, setting txt, userentries.csv, logarithmic zip End </w:t>
       </w:r>
       <w:hyperlink w:anchor="TOC_main" w:history="1">
         <w:r>
@@ -2316,13 +1940,7 @@
         <w:t>Initial screen and live calculation., carbs, protein, fat</w:t>
       </w:r>
       <w:r>
-        <w:t xml:space="preserve"> . </w:t>
-      </w:r>
-      <w:r>
-        <w:t>Protein and fat are not included in the immediate total</w:t>
-      </w:r>
-      <w:r>
-        <w:t xml:space="preserve"> </w:t>
+        <w:t xml:space="preserve"> . Protein and fat are not included in the immediate total </w:t>
       </w:r>
     </w:p>
     <w:p>
@@ -2339,10 +1957,7 @@
         <w:t>Manual split-bolus</w:t>
       </w:r>
       <w:r>
-        <w:t xml:space="preserve"> </w:t>
-      </w:r>
-      <w:r>
-        <w:t>if  bolus over maximum bolus, remainder split</w:t>
+        <w:t xml:space="preserve"> if  bolus over maximum bolus, remainder split</w:t>
       </w:r>
     </w:p>
     <w:p>
@@ -2359,10 +1974,7 @@
         <w:t>Automatic delayed bolus at 50% or recent-50</w:t>
       </w:r>
       <w:r>
-        <w:t>. This is distinct from the manual split.</w:t>
-      </w:r>
-      <w:r>
-        <w:t xml:space="preserve">  </w:t>
+        <w:t xml:space="preserve">. This is distinct from the manual split.  </w:t>
       </w:r>
     </w:p>
     <w:p>
@@ -2474,14 +2086,7 @@
           <w:b/>
           <w:bCs/>
         </w:rPr>
-        <w:t xml:space="preserve"> </w:t>
-      </w:r>
-      <w:r>
-        <w:rPr>
-          <w:b/>
-          <w:bCs/>
-        </w:rPr>
-        <w:t>Double-tap the basal-rate area</w:t>
+        <w:t xml:space="preserve"> Double-tap the basal-rate area</w:t>
       </w:r>
       <w:r>
         <w:t xml:space="preserve"> to open List 2</w:t>
@@ -2501,19 +2106,7 @@
         <w:t>The outer list shows setting names</w:t>
       </w:r>
       <w:r>
-        <w:t xml:space="preserve"> </w:t>
-      </w:r>
-      <w:r>
-        <w:t>; for setting preferences and some functions,</w:t>
-      </w:r>
-      <w:r>
-        <w:t xml:space="preserve"> </w:t>
-      </w:r>
-      <w:r>
-        <w:t>with</w:t>
-      </w:r>
-      <w:r>
-        <w:t xml:space="preserve"> </w:t>
+        <w:t xml:space="preserve"> ; for setting preferences and some functions, with </w:t>
       </w:r>
       <w:r>
         <w:rPr>
@@ -2537,13 +2130,7 @@
         <w:t>On AAPSClient preferences are not changed locally</w:t>
       </w:r>
       <w:r>
-        <w:t>, so confirmation creates the matching five-minute custom temporary-target code for the p</w:t>
-      </w:r>
-      <w:r>
-        <w:t>u</w:t>
-      </w:r>
-      <w:r>
-        <w:t>mp to receive, apply and cancel.</w:t>
+        <w:t>, so confirmation creates the matching five-minute custom temporary-target code for the pump to receive, apply and cancel.</w:t>
       </w:r>
     </w:p>
     <w:p>
@@ -2564,11 +2151,7 @@
       </w:pPr>
       <w:r>
         <w:fldChar w:fldCharType="begin"/>
-      </w:r>
-      <w:r>
         <w:instrText>HYPERLINK \l "sec2_states_import" \h</w:instrText>
-      </w:r>
-      <w:r>
         <w:fldChar w:fldCharType="separate"/>
       </w:r>
       <w:r>
@@ -2720,11 +2303,7 @@
       </w:pPr>
       <w:r>
         <w:fldChar w:fldCharType="begin"/>
-      </w:r>
-      <w:r>
         <w:instrText>HYPERLINK \l "sec036" \h</w:instrText>
-      </w:r>
-      <w:r>
         <w:fldChar w:fldCharType="separate"/>
       </w:r>
       <w:r>
@@ -2738,11 +2317,7 @@
       </w:r>
       <w:r>
         <w:fldChar w:fldCharType="end"/>
-      </w:r>
-      <w:r>
         <w:br/>
-      </w:r>
-      <w:r>
         <w:t>Long-pressing the ISF/history control opens the AIV history popupEach row presents grouped glucose/raw-delta, ISF-factor, insulin/carb/HP, request/delivery and activity/status fields</w:t>
       </w:r>
       <w:hyperlink w:anchor="img_history_basal" w:history="1">
@@ -2815,16 +2390,7 @@
         <w:jc w:val="both"/>
       </w:pPr>
       <w:r>
-        <w:t xml:space="preserve">Manual/on-open </w:t>
-      </w:r>
-      <w:r>
-        <w:t xml:space="preserve">and  </w:t>
-      </w:r>
-      <w:r>
-        <w:t>Automatic /export</w:t>
-      </w:r>
-      <w:r>
-        <w:t xml:space="preserve"> ; all export AIV csv, text, setting txt, userentries.csv, logarithmic zip</w:t>
+        <w:t xml:space="preserve">Manual/on-open and  Automatic /export ; all export AIV csv, text, setting txt, userentries.csv, logarithmic zip</w:t>
       </w:r>
     </w:p>
     <w:p>
@@ -2999,22 +2565,7 @@
         <w:jc w:val="both"/>
       </w:pPr>
       <w:r>
-        <w:t>BolusGiven strong boost. This is separate from Tier 3</w:t>
-      </w:r>
-      <w:r>
-        <w:t>.</w:t>
-      </w:r>
-      <w:r>
-        <w:t xml:space="preserve"> sets SMB delivery ratio to Mild Boost base + 0.03</w:t>
-      </w:r>
-      <w:r>
-        <w:t xml:space="preserve"> </w:t>
-      </w:r>
-      <w:r>
-        <w:t>It uses delivery chang</w:t>
-      </w:r>
-      <w:r>
-        <w:t xml:space="preserve">e </w:t>
+        <w:t xml:space="preserve">BolusGiven strong boost. This is separate from Tier 3. sets SMB delivery ratio to Mild Boost base + 0.03 It uses delivery change </w:t>
       </w:r>
     </w:p>
     <w:p>
@@ -3046,16 +2597,7 @@
         <w:jc w:val="both"/>
       </w:pPr>
       <w:r>
-        <w:t>Mild Failsafe applies similar effects</w:t>
-      </w:r>
-      <w:r>
-        <w:t xml:space="preserve"> </w:t>
-      </w:r>
-      <w:r>
-        <w:t>BolusGiven/Mild automations run first and can change smb_delivery_ratio, profile percentage, target and weights.</w:t>
-      </w:r>
-      <w:r>
-        <w:t xml:space="preserve"> AutoISF weighs BG acceleration, post-meal rise, and how long BG has been stable differently depending on the situation -- each has a normal (“resting”) weight and a stronger (“boosted”) one that kicks in when conditions call for extra correction.</w:t>
+        <w:t xml:space="preserve">Mild Failsafe applies similar effects BolusGiven/Mild automations run first and can change smb_delivery_ratio, profile percentage, target and weights. AutoISF weighs BG acceleration, post-meal rise, and how long BG has been stable differently depending on the situation -- each has a normal (“resting”) weight and a stronger (“boosted”) one that kicks in when conditions call for extra correction.</w:t>
       </w:r>
     </w:p>
     <w:p>
@@ -3138,28 +2680,7 @@
         <w:jc w:val="both"/>
       </w:pPr>
       <w:r>
-        <w:t>Steroids (e.g. prednisone) sharply and progressively raise insulin resistance for as long as they're active.</w:t>
-      </w:r>
-      <w:r>
-        <w:t xml:space="preserve"> </w:t>
-      </w:r>
-      <w:r>
-        <w:t>• GUI: “Steroid Kotlin button” setting</w:t>
-      </w:r>
-      <w:r>
-        <w:t xml:space="preserve"> </w:t>
-      </w:r>
-      <w:r>
-        <w:t>Also reachable via a direct TT-code</w:t>
-      </w:r>
-      <w:r>
-        <w:t xml:space="preserve"> </w:t>
-      </w:r>
-      <w:r>
-        <w:t>Each step requires the previous step's Automation State + profile match to still hold</w:t>
-      </w:r>
-      <w:r>
-        <w:t xml:space="preserve"> [or set directly from List1</w:t>
+        <w:t xml:space="preserve">Steroids (e.g. prednisone) sharply and progressively raise insulin resistance for as long as they're active. • GUI: “Steroid Kotlin button” setting Also reachable via a direct TT-code Each step requires the previous step's Automation State + profile match to still hold [or set directly from List1</w:t>
       </w:r>
     </w:p>
     <w:p>
@@ -3256,25 +2777,7 @@
         <w:jc w:val="both"/>
       </w:pPr>
       <w:r>
-        <w:t>MJ means Mounjaro in this fork</w:t>
-      </w:r>
-      <w:r>
-        <w:t xml:space="preserve">  </w:t>
-      </w:r>
-      <w:r>
-        <w:t>The MJ controls implement a reduced-insulin state cycle for the period after a Mounjaro dose, when insulin requirements may be lower and hypoglycaemia risk may be greater</w:t>
-      </w:r>
-      <w:r>
-        <w:t xml:space="preserve"> </w:t>
-      </w:r>
-      <w:r>
-        <w:t>Also reachable via a direct TT-code</w:t>
-      </w:r>
-      <w:r>
-        <w:t xml:space="preserve"> </w:t>
-      </w:r>
-      <w:r>
-        <w:t>The start button is offered when Automation State MJ is NOMJremains as the configured Low Profile</w:t>
+        <w:t xml:space="preserve">MJ means Mounjaro in this fork  The MJ controls implement a reduced-insulin state cycle for the period after a Mounjaro dose, when insulin requirements may be lower and hypoglycaemia risk may be greater Also reachable via a direct TT-code The start button is offered when Automation State MJ is NOMJremains as the configured Low Profile</w:t>
       </w:r>
     </w:p>
     <w:p>
@@ -3306,8 +2809,6 @@
       </w:hyperlink>
       <w:r>
         <w:tab/>
-      </w:r>
-      <w:r>
         <w:br/>
       </w:r>
       <w:hyperlink w:anchor="sec10_hypo_causes_outcomes">
@@ -3395,11 +2896,7 @@
       </w:pPr>
       <w:r>
         <w:fldChar w:fldCharType="begin"/>
-      </w:r>
-      <w:r>
         <w:instrText>HYPERLINK \l "sec037" \h</w:instrText>
-      </w:r>
-      <w:r>
         <w:fldChar w:fldCharType="separate"/>
       </w:r>
       <w:r>
@@ -3474,28 +2971,7 @@
         <w:jc w:val="both"/>
       </w:pPr>
       <w:r>
-        <w:t xml:space="preserve"> </w:t>
-      </w:r>
-      <w:r>
-        <w:t>This graph is always the primary time-aligned display</w:t>
-      </w:r>
-      <w:r>
-        <w:t xml:space="preserve"> </w:t>
-      </w:r>
-      <w:r>
-        <w:t>Also reachable via a direct TT-code Secondary graphs (graphs 1-4).</w:t>
-      </w:r>
-      <w:r>
-        <w:t xml:space="preserve"> </w:t>
-      </w:r>
-      <w:r>
-        <w:t>Graph 5 is a dedicated main-sized comparison panel</w:t>
-      </w:r>
-      <w:r>
-        <w:t xml:space="preserve"> </w:t>
-      </w:r>
-      <w:r>
-        <w:t>Gesture and remote triggers. A basal-area long-press cycles the main graph's display preset and controls the quick visibility of empirical carb line 1. An IOB-area long-press toggles SMB labels, resets the basal display preset to normal</w:t>
+        <w:t xml:space="preserve"> This graph is always the primary time-aligned display Also reachable via a direct TT-code Secondary graphs (graphs 1-4). Graph 5 is a dedicated main-sized comparison panel Gesture and remote triggers. A basal-area long-press cycles the main graph's display preset and controls the quick visibility of empirical carb line 1. An IOB-area long-press toggles SMB labels, resets the basal display preset to normal</w:t>
       </w:r>
     </w:p>
     <w:p>
@@ -3540,15 +3016,7 @@
       </w:hyperlink>
       <w:r>
         <w:br/>
-      </w:r>
-      <w:r>
-        <w:t>It places an actual BS.Type.NORMAL bolus, computed by running the same constrained BolusWizard used by the manual calculator, but entirely in the background — no calculator screen is ever shown</w:t>
-      </w:r>
-      <w:r>
-        <w:t xml:space="preserve"> </w:t>
-      </w:r>
-      <w:r>
-        <w:t>This graph is always the primary time-aligned display</w:t>
+        <w:t xml:space="preserve">It places an actual BS.Type.NORMAL bolus, computed by running the same constrained BolusWizard used by the manual calculator, but entirely in the background — no calculator screen is ever shown This graph is always the primary time-aligned display</w:t>
       </w:r>
     </w:p>
     <w:p>
@@ -3636,13 +3104,7 @@
         <w:ind w:left="720"/>
       </w:pPr>
       <w:r>
-        <w:t>Appendix F — Automation States In Use</w:t>
-      </w:r>
-      <w:r>
-        <w:t xml:space="preserve"> </w:t>
-      </w:r>
-      <w:r>
-        <w:t xml:space="preserve"> ; A reference for every named state this fork’s coded automations</w:t>
+        <w:t xml:space="preserve">Appendix F — Automation States In Use  ; A reference for every named state this fork’s coded automations</w:t>
       </w:r>
     </w:p>
     <w:p>
@@ -3778,17 +3240,7 @@
           <w:szCs w:val="32"/>
           <w:u w:val="single"/>
         </w:rPr>
-        <w:t>Contents</w:t>
-      </w:r>
-      <w:r>
-        <w:rPr>
-          <w:b/>
-          <w:color w:val="2E74B5"/>
-          <w:sz w:val="40"/>
-          <w:szCs w:val="32"/>
-          <w:u w:val="single"/>
-        </w:rPr>
-        <w:t xml:space="preserve"> </w:t>
+        <w:t xml:space="preserve">Contents </w:t>
       </w:r>
       <w:hyperlink w:anchor="_Introduction:_Most_significant" w:history="1">
         <w:r>
@@ -5265,11 +4717,7 @@
       <w:bookmarkEnd w:id="2"/>
       <w:r>
         <w:fldChar w:fldCharType="begin"/>
-      </w:r>
-      <w:r>
         <w:instrText>HYPERLINK \l "TOC_main"</w:instrText>
-      </w:r>
-      <w:r>
         <w:fldChar w:fldCharType="separate"/>
       </w:r>
       <w:r>
@@ -5304,11 +4752,7 @@
       <w:bookmarkEnd w:id="3"/>
       <w:r>
         <w:fldChar w:fldCharType="begin"/>
-      </w:r>
-      <w:r>
         <w:instrText>HYPERLINK \l "TOC_main"</w:instrText>
-      </w:r>
-      <w:r>
         <w:fldChar w:fldCharType="separate"/>
       </w:r>
       <w:r>
@@ -5343,11 +4787,7 @@
       <w:bookmarkEnd w:id="4"/>
       <w:r>
         <w:fldChar w:fldCharType="begin"/>
-      </w:r>
-      <w:r>
         <w:instrText>HYPERLINK \l "TOC_main"</w:instrText>
-      </w:r>
-      <w:r>
         <w:fldChar w:fldCharType="separate"/>
       </w:r>
       <w:r>
@@ -5372,6 +4812,15 @@
     </w:p>
     <w:p>
       <w:pPr>
+        <w:spacing w:after="120"/>
+        <w:jc w:val="both"/>
+      </w:pPr>
+      <w:r>
+        <w:t xml:space="preserve">Update 2026-09-14 — a related gap was closed: if a coded automation tried to write a state value that had somehow never been declared, the write used to fail with an uncaught error that could silently stop a multi-step action partway through (for example the MJ Start button or a Steroid-escalation button), with nothing on screen to say so. The app now catches that error itself, logs it, and stops cleanly instead.</w:t>
+      </w:r>
+    </w:p>
+    <w:p>
+      <w:pPr>
         <w:pStyle w:val="Heading2"/>
         <w:jc w:val="both"/>
       </w:pPr>
@@ -5382,11 +4831,7 @@
       <w:bookmarkEnd w:id="5"/>
       <w:r>
         <w:fldChar w:fldCharType="begin"/>
-      </w:r>
-      <w:r>
         <w:instrText>HYPERLINK \l "TOC_main"</w:instrText>
-      </w:r>
-      <w:r>
         <w:fldChar w:fldCharType="separate"/>
       </w:r>
       <w:r>
@@ -5415,10 +4860,7 @@
         <w:jc w:val="both"/>
       </w:pPr>
       <w:r>
-        <w:t>Also fixed 2026-08-19, same day: the bootstrap now also assigns a safe default CURRENT value, but only for the 5 states where there's real evidence of what “neutral/off” means (never guessed): MJ → NOMJremains, MJstate → MJoff, Steroids → Steroids Off, LowBG → NO50rec, Profile → AllOK. It deliberately leaves Steps, Sleeping, BGLstate, and query_got_up declare-only — no coded automation in this file was ever seen writing the first two (something else owns them), BGLstate has only one enumerated value with no</w:t>
-      </w:r>
-      <w:r>
-        <w:t xml:space="preserve"> observed “off” counterpart (defaulting to it would wrongly assert a low just happened on every fresh device), and query_got_up is a one-shot signal, not a toggle.</w:t>
+        <w:t xml:space="preserve">Also fixed 2026-08-19, same day: the bootstrap now also assigns a safe default CURRENT value, but only for the 5 states where there's real evidence of what “neutral/off” means (never guessed): MJ → NOMJremains, MJstate → MJoff, Steroids → Steroids Off, LowBG → NO50rec, Profile → AllOK. It deliberately leaves Steps, Sleeping, BGLstate, and query_got_up declare-only — no coded automation in this file was ever seen writing the first two (something else owns them), BGLstate has only one enumerated value with no observed “off” counterpart (defaulting to it would wrongly assert a low just happened on every fresh device), and query_got_up is a one-shot signal, not a toggle.</w:t>
       </w:r>
     </w:p>
     <w:p>
@@ -5443,11 +4885,7 @@
       <w:bookmarkEnd w:id="6"/>
       <w:r>
         <w:fldChar w:fldCharType="begin"/>
-      </w:r>
-      <w:r>
         <w:instrText>HYPERLINK \l "TOC_main"</w:instrText>
-      </w:r>
-      <w:r>
         <w:fldChar w:fldCharType="separate"/>
       </w:r>
       <w:r>
@@ -5482,11 +4920,7 @@
       <w:bookmarkEnd w:id="7"/>
       <w:r>
         <w:fldChar w:fldCharType="begin"/>
-      </w:r>
-      <w:r>
         <w:instrText>HYPERLINK \l "TOC_main"</w:instrText>
-      </w:r>
-      <w:r>
         <w:fldChar w:fldCharType="separate"/>
       </w:r>
       <w:r>
@@ -5521,11 +4955,7 @@
       <w:bookmarkEnd w:id="8"/>
       <w:r>
         <w:fldChar w:fldCharType="begin"/>
-      </w:r>
-      <w:r>
         <w:instrText>HYPERLINK \l "TOC_main"</w:instrText>
-      </w:r>
-      <w:r>
         <w:fldChar w:fldCharType="separate"/>
       </w:r>
       <w:r>
@@ -5560,11 +4990,7 @@
       <w:bookmarkEnd w:id="9"/>
       <w:r>
         <w:fldChar w:fldCharType="begin"/>
-      </w:r>
-      <w:r>
         <w:instrText>HYPERLINK \l "TOC_main"</w:instrText>
-      </w:r>
-      <w:r>
         <w:fldChar w:fldCharType="separate"/>
       </w:r>
       <w:r>
@@ -5601,11 +5027,7 @@
       <w:bookmarkEnd w:id="10"/>
       <w:r>
         <w:fldChar w:fldCharType="begin"/>
-      </w:r>
-      <w:r>
         <w:instrText>HYPERLINK \l "TOC_main"</w:instrText>
-      </w:r>
-      <w:r>
         <w:fldChar w:fldCharType="separate"/>
       </w:r>
       <w:r>
@@ -5640,11 +5062,7 @@
       <w:bookmarkEnd w:id="11"/>
       <w:r>
         <w:fldChar w:fldCharType="begin"/>
-      </w:r>
-      <w:r>
         <w:instrText>HYPERLINK \l "TOC_main"</w:instrText>
-      </w:r>
-      <w:r>
         <w:fldChar w:fldCharType="separate"/>
       </w:r>
       <w:r>
@@ -5679,11 +5097,7 @@
       <w:bookmarkEnd w:id="12"/>
       <w:r>
         <w:fldChar w:fldCharType="begin"/>
-      </w:r>
-      <w:r>
         <w:instrText>HYPERLINK \l "TOC_main"</w:instrText>
-      </w:r>
-      <w:r>
         <w:fldChar w:fldCharType="separate"/>
       </w:r>
       <w:r>
@@ -5721,10 +5135,7 @@
         <w:jc w:val="both"/>
       </w:pPr>
       <w:r>
-        <w:t>Three additions, borrowed from BolusGivenMild: a 10-minute self-throttle (implemented as an instance-level last-fire timestamp on the DetermineBasalAutoISF class itself, since the file's shared readyToRun()/markRun() throttle map lives on the plugin class, not reachable from Tier 3's own pure-calculation code); the same 2-hour quiet window after a manual bolus or carb entry BolusGivenMild already requires; and BolusGivenMild's own sub-7.5mmol delivery-rate ceiling (blocks re-arming when recent IOB change is</w:t>
-      </w:r>
-      <w:r>
-        <w:t xml:space="preserve"> already running hot -- over 0.8U/5min -- relative to a still-modest BG). All three sit alongside the existing criteria above, not replacing any of them.</w:t>
+        <w:t xml:space="preserve">Three additions, borrowed from BolusGivenMild: a 10-minute self-throttle (implemented as an instance-level last-fire timestamp on the DetermineBasalAutoISF class itself, since the file's shared readyToRun()/markRun() throttle map lives on the plugin class, not reachable from Tier 3's own pure-calculation code); the same 2-hour quiet window after a manual bolus or carb entry BolusGivenMild already requires; and BolusGivenMild's own sub-7.5mmol delivery-rate ceiling (blocks re-arming when recent IOB change is already running hot -- over 0.8U/5min -- relative to a still-modest BG). All three sit alongside the existing criteria above, not replacing any of them.</w:t>
       </w:r>
     </w:p>
     <w:p>
@@ -5739,11 +5150,7 @@
       <w:bookmarkEnd w:id="13"/>
       <w:r>
         <w:fldChar w:fldCharType="begin"/>
-      </w:r>
-      <w:r>
         <w:instrText>HYPERLINK \l "TOC_main"</w:instrText>
-      </w:r>
-      <w:r>
         <w:fldChar w:fldCharType="separate"/>
       </w:r>
       <w:r>
@@ -5777,11 +5184,7 @@
       <w:bookmarkEnd w:id="14"/>
       <w:r>
         <w:fldChar w:fldCharType="begin"/>
-      </w:r>
-      <w:r>
         <w:instrText>HYPERLINK \l "TOC_main"</w:instrText>
-      </w:r>
-      <w:r>
         <w:fldChar w:fldCharType="separate"/>
       </w:r>
       <w:r>
@@ -5818,11 +5221,7 @@
       <w:bookmarkEnd w:id="16"/>
       <w:r>
         <w:fldChar w:fldCharType="begin"/>
-      </w:r>
-      <w:r>
         <w:instrText>HYPERLINK \l "TOC_main"</w:instrText>
-      </w:r>
-      <w:r>
         <w:fldChar w:fldCharType="separate"/>
       </w:r>
       <w:r>
@@ -5859,11 +5258,7 @@
       <w:bookmarkEnd w:id="18"/>
       <w:r>
         <w:fldChar w:fldCharType="begin"/>
-      </w:r>
-      <w:r>
         <w:instrText>HYPERLINK \l "TOC_main"</w:instrText>
-      </w:r>
-      <w:r>
         <w:fldChar w:fldCharType="separate"/>
       </w:r>
       <w:r>
@@ -5899,11 +5294,7 @@
       <w:bookmarkEnd w:id="19"/>
       <w:r>
         <w:fldChar w:fldCharType="begin"/>
-      </w:r>
-      <w:r>
         <w:instrText>HYPERLINK \l "TOC_main"</w:instrText>
-      </w:r>
-      <w:r>
         <w:fldChar w:fldCharType="separate"/>
       </w:r>
       <w:r>
@@ -5939,11 +5330,7 @@
       <w:bookmarkEnd w:id="20"/>
       <w:r>
         <w:fldChar w:fldCharType="begin"/>
-      </w:r>
-      <w:r>
         <w:instrText>HYPERLINK \l "TOC_main"</w:instrText>
-      </w:r>
-      <w:r>
         <w:fldChar w:fldCharType="separate"/>
       </w:r>
       <w:r>
@@ -5978,11 +5365,7 @@
       <w:bookmarkEnd w:id="21"/>
       <w:r>
         <w:fldChar w:fldCharType="begin"/>
-      </w:r>
-      <w:r>
         <w:instrText>HYPERLINK \l "TOC_main"</w:instrText>
-      </w:r>
-      <w:r>
         <w:fldChar w:fldCharType="separate"/>
       </w:r>
       <w:r>
@@ -6718,11 +6101,7 @@
       <w:bookmarkEnd w:id="22"/>
       <w:r>
         <w:fldChar w:fldCharType="begin"/>
-      </w:r>
-      <w:r>
         <w:instrText>HYPERLINK \l "TOC_main"</w:instrText>
-      </w:r>
-      <w:r>
         <w:fldChar w:fldCharType="separate"/>
       </w:r>
       <w:r>
@@ -6762,11 +6141,7 @@
       <w:bookmarkEnd w:id="23"/>
       <w:r>
         <w:fldChar w:fldCharType="begin"/>
-      </w:r>
-      <w:r>
         <w:instrText>HYPERLINK \l "TOC_main"</w:instrText>
-      </w:r>
-      <w:r>
         <w:fldChar w:fldCharType="separate"/>
       </w:r>
       <w:r>
@@ -6801,11 +6176,7 @@
       <w:bookmarkEnd w:id="24"/>
       <w:r>
         <w:fldChar w:fldCharType="begin"/>
-      </w:r>
-      <w:r>
         <w:instrText>HYPERLINK \l "TOC_main"</w:instrText>
-      </w:r>
-      <w:r>
         <w:fldChar w:fldCharType="separate"/>
       </w:r>
       <w:r>
@@ -6840,11 +6211,7 @@
       <w:bookmarkEnd w:id="25"/>
       <w:r>
         <w:fldChar w:fldCharType="begin"/>
-      </w:r>
-      <w:r>
         <w:instrText>HYPERLINK \l "TOC_main"</w:instrText>
-      </w:r>
-      <w:r>
         <w:fldChar w:fldCharType="separate"/>
       </w:r>
       <w:r>
@@ -6879,11 +6246,7 @@
       <w:bookmarkEnd w:id="26"/>
       <w:r>
         <w:fldChar w:fldCharType="begin"/>
-      </w:r>
-      <w:r>
         <w:instrText>HYPERLINK \l "TOC_main"</w:instrText>
-      </w:r>
-      <w:r>
         <w:fldChar w:fldCharType="separate"/>
       </w:r>
       <w:r>
@@ -6918,11 +6281,7 @@
       <w:bookmarkEnd w:id="27"/>
       <w:r>
         <w:fldChar w:fldCharType="begin"/>
-      </w:r>
-      <w:r>
         <w:instrText>HYPERLINK \l "TOC_main"</w:instrText>
-      </w:r>
-      <w:r>
         <w:fldChar w:fldCharType="separate"/>
       </w:r>
       <w:r>
@@ -6959,11 +6318,7 @@
       <w:bookmarkEnd w:id="28"/>
       <w:r>
         <w:fldChar w:fldCharType="begin"/>
-      </w:r>
-      <w:r>
         <w:instrText>HYPERLINK \l "TOC_main"</w:instrText>
-      </w:r>
-      <w:r>
         <w:fldChar w:fldCharType="separate"/>
       </w:r>
       <w:r>
@@ -6998,11 +6353,7 @@
       <w:bookmarkEnd w:id="29"/>
       <w:r>
         <w:fldChar w:fldCharType="begin"/>
-      </w:r>
-      <w:r>
         <w:instrText>HYPERLINK \l "TOC_main"</w:instrText>
-      </w:r>
-      <w:r>
         <w:fldChar w:fldCharType="separate"/>
       </w:r>
       <w:r>
@@ -7359,11 +6710,7 @@
       <w:bookmarkEnd w:id="30"/>
       <w:r>
         <w:fldChar w:fldCharType="begin"/>
-      </w:r>
-      <w:r>
         <w:instrText>HYPERLINK \l "TOC_main"</w:instrText>
-      </w:r>
-      <w:r>
         <w:fldChar w:fldCharType="separate"/>
       </w:r>
       <w:r>
@@ -7399,11 +6746,7 @@
       <w:bookmarkEnd w:id="31"/>
       <w:r>
         <w:fldChar w:fldCharType="begin"/>
-      </w:r>
-      <w:r>
         <w:instrText>HYPERLINK \l "TOC_main"</w:instrText>
-      </w:r>
-      <w:r>
         <w:fldChar w:fldCharType="separate"/>
       </w:r>
       <w:r>
@@ -7429,11 +6772,7 @@
       <w:bookmarkEnd w:id="32"/>
       <w:r>
         <w:fldChar w:fldCharType="begin"/>
-      </w:r>
-      <w:r>
         <w:instrText>HYPERLINK \l "TOC_main"</w:instrText>
-      </w:r>
-      <w:r>
         <w:fldChar w:fldCharType="separate"/>
       </w:r>
       <w:r>
@@ -7789,11 +7128,7 @@
       <w:bookmarkEnd w:id="33"/>
       <w:r>
         <w:fldChar w:fldCharType="begin"/>
-      </w:r>
-      <w:r>
         <w:instrText>HYPERLINK \l "TOC_main"</w:instrText>
-      </w:r>
-      <w:r>
         <w:fldChar w:fldCharType="separate"/>
       </w:r>
       <w:r>
@@ -7829,11 +7164,7 @@
       <w:bookmarkEnd w:id="34"/>
       <w:r>
         <w:fldChar w:fldCharType="begin"/>
-      </w:r>
-      <w:r>
         <w:instrText>HYPERLINK \l "TOC_main"</w:instrText>
-      </w:r>
-      <w:r>
         <w:fldChar w:fldCharType="separate"/>
       </w:r>
       <w:r>
@@ -7868,11 +7199,7 @@
       <w:bookmarkEnd w:id="35"/>
       <w:r>
         <w:fldChar w:fldCharType="begin"/>
-      </w:r>
-      <w:r>
         <w:instrText>HYPERLINK \l "TOC_main"</w:instrText>
-      </w:r>
-      <w:r>
         <w:fldChar w:fldCharType="separate"/>
       </w:r>
       <w:r>
@@ -7907,11 +7234,7 @@
       <w:bookmarkEnd w:id="36"/>
       <w:r>
         <w:fldChar w:fldCharType="begin"/>
-      </w:r>
-      <w:r>
         <w:instrText>HYPERLINK \l "TOC_main"</w:instrText>
-      </w:r>
-      <w:r>
         <w:fldChar w:fldCharType="separate"/>
       </w:r>
       <w:r>
@@ -7937,11 +7260,7 @@
       <w:bookmarkEnd w:id="37"/>
       <w:r>
         <w:fldChar w:fldCharType="begin"/>
-      </w:r>
-      <w:r>
         <w:instrText>HYPERLINK \l "TOC_main"</w:instrText>
-      </w:r>
-      <w:r>
         <w:fldChar w:fldCharType="separate"/>
       </w:r>
       <w:r>
@@ -7976,11 +7295,7 @@
       <w:bookmarkEnd w:id="38"/>
       <w:r>
         <w:fldChar w:fldCharType="begin"/>
-      </w:r>
-      <w:r>
         <w:instrText>HYPERLINK \l "TOC_main"</w:instrText>
-      </w:r>
-      <w:r>
         <w:fldChar w:fldCharType="separate"/>
       </w:r>
       <w:r>
@@ -8015,11 +7330,7 @@
       <w:bookmarkEnd w:id="39"/>
       <w:r>
         <w:fldChar w:fldCharType="begin"/>
-      </w:r>
-      <w:r>
         <w:instrText>HYPERLINK \l "TOC_main"</w:instrText>
-      </w:r>
-      <w:r>
         <w:fldChar w:fldCharType="separate"/>
       </w:r>
       <w:r>
@@ -10934,6 +10245,15 @@
     </w:tbl>
     <w:p>
       <w:pPr>
+        <w:spacing w:after="120"/>
+        <w:jc w:val="both"/>
+      </w:pPr>
+      <w:r>
+        <w:t xml:space="preserve">Update 2026-09-14 — the MJ status shown in this table, and the matching MJ label on the main graph’s steps row, was found to always read “no MJ” even during a genuinely active MJ cycle, because the check only recognised one of the two ways the app actually records an active cycle starting. Both places now recognise both forms. The underlying MJ timer/state itself was already correct throughout — this was a display-only fix.</w:t>
+      </w:r>
+    </w:p>
+    <w:p>
+      <w:pPr>
         <w:pStyle w:val="Heading2"/>
         <w:jc w:val="both"/>
       </w:pPr>
@@ -10944,11 +10264,7 @@
       <w:bookmarkEnd w:id="40"/>
       <w:r>
         <w:fldChar w:fldCharType="begin"/>
-      </w:r>
-      <w:r>
         <w:instrText>HYPERLINK \l "TOC_main"</w:instrText>
-      </w:r>
-      <w:r>
         <w:fldChar w:fldCharType="separate"/>
       </w:r>
       <w:r>
@@ -10977,10 +10293,7 @@
         <w:jc w:val="both"/>
       </w:pPr>
       <w:r>
-        <w:t xml:space="preserve">Two real incidents from live AIV/UserEntries data, both traced the same day, that clarify what this system does and doesn't cover. First: a real BasalUp ("BsUp") firing on 23 Aug correctly switched to "Current ProfileReal" rather than the user's newly-created "Current Profile100" -- not a bug, just timing: the Standard role hadn't been re-picked to point at the new profile yet at that exact cycle, confirmed by tracking autoisf_standard_profile_name across every settings snapshot that day, and the very next </w:t>
-      </w:r>
-      <w:r>
-        <w:t>coded-automation profile switch (the reinstated "Switch to Standard/Low profile now" List 1 row, "PrSt" note) correctly used the new name once the re-pick had landed.</w:t>
+        <w:t xml:space="preserve">Two real incidents from live AIV/UserEntries data, both traced the same day, that clarify what this system does and doesn't cover. First: a real BasalUp ("BsUp") firing on 23 Aug correctly switched to "Current ProfileReal" rather than the user's newly-created "Current Profile100" -- not a bug, just timing: the Standard role hadn't been re-picked to point at the new profile yet at that exact cycle, confirmed by tracking autoisf_standard_profile_name across every settings snapshot that day, and the very next coded-automation profile switch (the reinstated "Switch to Standard/Low profile now" List 1 row, "PrSt" note) correctly used the new name once the re-pick had landed.</w:t>
       </w:r>
     </w:p>
     <w:p>
@@ -10989,10 +10302,25 @@
         <w:jc w:val="both"/>
       </w:pPr>
       <w:r>
-        <w:t>Second, more important: a LATER switch back to "Current ProfileReal" traced to a source literally named "button1" in the UserEntries log -- not "AutoISF code-based profile switch" or "AutoISF: reset to 100%", which is what every one of THIS file's ported automations always logs. "button1" is a native AAPS Automation-tab trigger, configured entirely outside this codebase (Settings -&gt; Automation), with the old profile name typed directly into its own Profile Switch action. No amount of re-picking the coded ro</w:t>
-      </w:r>
-      <w:r>
-        <w:t>les touches it -- it has to be edited by hand in the Automation tab itself.</w:t>
+        <w:t>Second, more important: a LATER switch back to "Current ProfileReal" traced to a source literally named "button1" in the UserEntries log -- not "AutoISF code-based profile switch" or "AutoISF: reset to 100%", which is what every one of THIS file's ported automations always logs. "button1" is a native AAPS Automation-tab trigger, configured entirely outside this codebase (Settings -&gt; Automation), with the old profile name typed directly into its own Profile Switch action. No amount of re-picking the coded roles touches it -- it has to be edited by hand in the Automation tab itself.</w:t>
+      </w:r>
+    </w:p>
+    <w:p>
+      <w:pPr>
+        <w:spacing w:after="120"/>
+        <w:jc w:val="both"/>
+      </w:pPr>
+      <w:r>
+        <w:t xml:space="preserve">Update 2026-09-14 — the role system has grown to 14 assignable slots in total (the two roles above, plus three strength tiers each for Standard and Low, plus six Steroid tiers), reachable from either the quick profile-switch role picker or the fuller “Select/Relay coded profiles” list covering all 14 at once.</w:t>
+      </w:r>
+    </w:p>
+    <w:p>
+      <w:pPr>
+        <w:spacing w:after="120"/>
+        <w:jc w:val="both"/>
+      </w:pPr>
+      <w:r>
+        <w:t xml:space="preserve">Two real, now-fixed role-assignment mistakes were found the same day. First, picking a Steroid100 profile with a Standard or Low role selected could write it straight into that role instead of redirecting it to the matching Steroid role, because the auto-detection was missing that one strength level. Second, reassigning the Standard or Low role locally on the loop phone itself didn’t always keep its counterpart pointing at the matching tier, the way reassigning it from another device already did. Both are now fixed at the source, and a further check refuses (with an on-screen warning) any attempt to put a Steroid-named profile into a Standard/Low role slot from any of the several places a role can be assigned. Separately, about fifteen places in the code that were comparing a profile’s temporary boosted display name instead of its real underlying name were found and fixed — confirmed, from real data, as the cause of two same-day role drops that happened to coincide with a temporary dosing boost ending.</w:t>
       </w:r>
     </w:p>
     <w:p>
@@ -11007,11 +10335,7 @@
       <w:bookmarkEnd w:id="41"/>
       <w:r>
         <w:fldChar w:fldCharType="begin"/>
-      </w:r>
-      <w:r>
         <w:instrText>HYPERLINK \l "TOC_main"</w:instrText>
-      </w:r>
-      <w:r>
         <w:fldChar w:fldCharType="separate"/>
       </w:r>
       <w:r>
@@ -11047,11 +10371,7 @@
       <w:bookmarkEnd w:id="42"/>
       <w:r>
         <w:fldChar w:fldCharType="begin"/>
-      </w:r>
-      <w:r>
         <w:instrText>HYPERLINK \l "TOC_main"</w:instrText>
-      </w:r>
-      <w:r>
         <w:fldChar w:fldCharType="separate"/>
       </w:r>
       <w:r>
@@ -11077,11 +10397,7 @@
       <w:bookmarkEnd w:id="43"/>
       <w:r>
         <w:fldChar w:fldCharType="begin"/>
-      </w:r>
-      <w:r>
         <w:instrText>HYPERLINK \l "TOC_main"</w:instrText>
-      </w:r>
-      <w:r>
         <w:fldChar w:fldCharType="separate"/>
       </w:r>
       <w:r>
@@ -11116,11 +10432,7 @@
       <w:bookmarkEnd w:id="44"/>
       <w:r>
         <w:fldChar w:fldCharType="begin"/>
-      </w:r>
-      <w:r>
         <w:instrText>HYPERLINK \l "TOC_main"</w:instrText>
-      </w:r>
-      <w:r>
         <w:fldChar w:fldCharType="separate"/>
       </w:r>
       <w:r>
@@ -11155,11 +10467,7 @@
       <w:bookmarkEnd w:id="45"/>
       <w:r>
         <w:fldChar w:fldCharType="begin"/>
-      </w:r>
-      <w:r>
         <w:instrText>HYPERLINK \l "TOC_main"</w:instrText>
-      </w:r>
-      <w:r>
         <w:fldChar w:fldCharType="separate"/>
       </w:r>
       <w:r>
@@ -11193,11 +10501,7 @@
       <w:bookmarkEnd w:id="46"/>
       <w:r>
         <w:fldChar w:fldCharType="begin"/>
-      </w:r>
-      <w:r>
         <w:instrText>HYPERLINK \l "TOC_main"</w:instrText>
-      </w:r>
-      <w:r>
         <w:fldChar w:fldCharType="separate"/>
       </w:r>
       <w:r>
@@ -11232,11 +10536,7 @@
       <w:bookmarkEnd w:id="47"/>
       <w:r>
         <w:fldChar w:fldCharType="begin"/>
-      </w:r>
-      <w:r>
         <w:instrText>HYPERLINK \l "TOC_main"</w:instrText>
-      </w:r>
-      <w:r>
         <w:fldChar w:fldCharType="separate"/>
       </w:r>
       <w:r>
@@ -11262,11 +10562,7 @@
       <w:bookmarkEnd w:id="48"/>
       <w:r>
         <w:fldChar w:fldCharType="begin"/>
-      </w:r>
-      <w:r>
         <w:instrText>HYPERLINK \l "TOC_main"</w:instrText>
-      </w:r>
-      <w:r>
         <w:fldChar w:fldCharType="separate"/>
       </w:r>
       <w:r>
@@ -11301,11 +10597,7 @@
       <w:bookmarkEnd w:id="49"/>
       <w:r>
         <w:fldChar w:fldCharType="begin"/>
-      </w:r>
-      <w:r>
         <w:instrText>HYPERLINK \l "TOC_main"</w:instrText>
-      </w:r>
-      <w:r>
         <w:fldChar w:fldCharType="separate"/>
       </w:r>
       <w:r>
@@ -11340,11 +10632,7 @@
       <w:bookmarkEnd w:id="50"/>
       <w:r>
         <w:fldChar w:fldCharType="begin"/>
-      </w:r>
-      <w:r>
         <w:instrText>HYPERLINK \l "TOC_main"</w:instrText>
-      </w:r>
-      <w:r>
         <w:fldChar w:fldCharType="separate"/>
       </w:r>
       <w:r>
@@ -11379,11 +10667,7 @@
       <w:bookmarkEnd w:id="51"/>
       <w:r>
         <w:fldChar w:fldCharType="begin"/>
-      </w:r>
-      <w:r>
         <w:instrText>HYPERLINK \l "TOC_main"</w:instrText>
-      </w:r>
-      <w:r>
         <w:fldChar w:fldCharType="separate"/>
       </w:r>
       <w:r>
@@ -11418,11 +10702,7 @@
       <w:bookmarkEnd w:id="52"/>
       <w:r>
         <w:fldChar w:fldCharType="begin"/>
-      </w:r>
-      <w:r>
         <w:instrText>HYPERLINK \l "TOC_main"</w:instrText>
-      </w:r>
-      <w:r>
         <w:fldChar w:fldCharType="separate"/>
       </w:r>
       <w:r>
@@ -11448,11 +10728,7 @@
       <w:bookmarkEnd w:id="53"/>
       <w:r>
         <w:fldChar w:fldCharType="begin"/>
-      </w:r>
-      <w:r>
         <w:instrText>HYPERLINK \l "TOC_main"</w:instrText>
-      </w:r>
-      <w:r>
         <w:fldChar w:fldCharType="separate"/>
       </w:r>
       <w:r>
@@ -11487,11 +10763,7 @@
       <w:bookmarkEnd w:id="54"/>
       <w:r>
         <w:fldChar w:fldCharType="begin"/>
-      </w:r>
-      <w:r>
         <w:instrText>HYPERLINK \l "TOC_main"</w:instrText>
-      </w:r>
-      <w:r>
         <w:fldChar w:fldCharType="separate"/>
       </w:r>
       <w:r>
@@ -11527,11 +10799,7 @@
       <w:bookmarkEnd w:id="55"/>
       <w:r>
         <w:fldChar w:fldCharType="begin"/>
-      </w:r>
-      <w:r>
         <w:instrText>HYPERLINK \l "TOC_main"</w:instrText>
-      </w:r>
-      <w:r>
         <w:fldChar w:fldCharType="separate"/>
       </w:r>
       <w:r>
@@ -11566,11 +10834,7 @@
       <w:bookmarkEnd w:id="56"/>
       <w:r>
         <w:fldChar w:fldCharType="begin"/>
-      </w:r>
-      <w:r>
         <w:instrText>HYPERLINK \l "TOC_main"</w:instrText>
-      </w:r>
-      <w:r>
         <w:fldChar w:fldCharType="separate"/>
       </w:r>
       <w:r>
@@ -11605,11 +10869,7 @@
       <w:bookmarkEnd w:id="57"/>
       <w:r>
         <w:fldChar w:fldCharType="begin"/>
-      </w:r>
-      <w:r>
         <w:instrText>HYPERLINK \l "TOC_main"</w:instrText>
-      </w:r>
-      <w:r>
         <w:fldChar w:fldCharType="separate"/>
       </w:r>
       <w:r>
@@ -11635,11 +10895,7 @@
       <w:bookmarkEnd w:id="58"/>
       <w:r>
         <w:fldChar w:fldCharType="begin"/>
-      </w:r>
-      <w:r>
         <w:instrText>HYPERLINK \l "TOC_main"</w:instrText>
-      </w:r>
-      <w:r>
         <w:fldChar w:fldCharType="separate"/>
       </w:r>
       <w:r>
@@ -11674,11 +10930,7 @@
       <w:bookmarkEnd w:id="59"/>
       <w:r>
         <w:fldChar w:fldCharType="begin"/>
-      </w:r>
-      <w:r>
         <w:instrText>HYPERLINK \l "TOC_main"</w:instrText>
-      </w:r>
-      <w:r>
         <w:fldChar w:fldCharType="separate"/>
       </w:r>
       <w:r>
@@ -11713,11 +10965,7 @@
       <w:bookmarkEnd w:id="60"/>
       <w:r>
         <w:fldChar w:fldCharType="begin"/>
-      </w:r>
-      <w:r>
         <w:instrText>HYPERLINK \l "TOC_main"</w:instrText>
-      </w:r>
-      <w:r>
         <w:fldChar w:fldCharType="separate"/>
       </w:r>
       <w:r>
@@ -11737,10 +10985,7 @@
         <w:jc w:val="both"/>
       </w:pPr>
       <w:r>
-        <w:t xml:space="preserve">SensorAge (OldSensorAdj in code) overrides the Libre calibration slope/offset (FslCalSlope/FslCalOffset) during known-unreliable stretches of a sensor’s life, tapering back to the user’s configured baseline everywhere else. Unlike most of this fork’s automations it has no dosing effect of its own — it only reshapes the calibrated glucose value that everything else, including dosing, is computed from. Unlike the reminder cluster in §13e below, the core tier-compensation block carries no Virtual-Pump gate at </w:t>
-      </w:r>
-      <w:r>
-        <w:t>all: it applies identically regardless of pump type.</w:t>
+        <w:t xml:space="preserve">SensorAge (OldSensorAdj in code) overrides the Libre calibration slope/offset (FslCalSlope/FslCalOffset) during known-unreliable stretches of a sensor’s life, tapering back to the user’s configured baseline everywhere else. Unlike most of this fork’s automations it has no dosing effect of its own — it only reshapes the calibrated glucose value that everything else, including dosing, is computed from. Unlike the reminder cluster in §13e below, the core tier-compensation block carries no Virtual-Pump gate at all: it applies identically regardless of pump type.</w:t>
       </w:r>
     </w:p>
     <w:p>
@@ -11755,11 +11000,7 @@
       <w:bookmarkEnd w:id="61"/>
       <w:r>
         <w:fldChar w:fldCharType="begin"/>
-      </w:r>
-      <w:r>
         <w:instrText>HYPERLINK \l "TOC_main"</w:instrText>
-      </w:r>
-      <w:r>
         <w:fldChar w:fldCharType="separate"/>
       </w:r>
       <w:r>
@@ -11794,11 +11035,7 @@
       <w:bookmarkEnd w:id="62"/>
       <w:r>
         <w:fldChar w:fldCharType="begin"/>
-      </w:r>
-      <w:r>
         <w:instrText>HYPERLINK \l "TOC_main"</w:instrText>
-      </w:r>
-      <w:r>
         <w:fldChar w:fldCharType="separate"/>
       </w:r>
       <w:r>
@@ -11833,11 +11070,7 @@
       <w:bookmarkEnd w:id="63"/>
       <w:r>
         <w:fldChar w:fldCharType="begin"/>
-      </w:r>
-      <w:r>
         <w:instrText>HYPERLINK \l "TOC_main"</w:instrText>
-      </w:r>
-      <w:r>
         <w:fldChar w:fldCharType="separate"/>
       </w:r>
       <w:r>
@@ -11872,11 +11105,7 @@
       <w:bookmarkEnd w:id="64"/>
       <w:r>
         <w:fldChar w:fldCharType="begin"/>
-      </w:r>
-      <w:r>
         <w:instrText>HYPERLINK \l "TOC_main"</w:instrText>
-      </w:r>
-      <w:r>
         <w:fldChar w:fldCharType="separate"/>
       </w:r>
       <w:r>
@@ -11915,10 +11144,7 @@
       </w:pPr>
       <w:r>
         <w:lastRenderedPageBreak/>
-        <w:t xml:space="preserve">Live's own data later showed this ISN'T permanently broken -- a later snapshot from Live showed the SAME stuck-at-baseline pattern Virtual had shown earlier -- suggesting the underlying tier-entry condition (recentHighBglSeen/sensorAgeDays/the tier-boundary match) is genuinely flickering cycle-to-cycle on whichever device, not cleanly broken on one device only. The new diagnostic logging (this paragraph, above) is what's needed to catch a live failure with actual field values -- not yet captured, since the </w:t>
-      </w:r>
-      <w:r>
-        <w:t>logging hadn't been built onto any device as of this writing.</w:t>
+        <w:t xml:space="preserve">Live's own data later showed this ISN'T permanently broken -- a later snapshot from Live showed the SAME stuck-at-baseline pattern Virtual had shown earlier -- suggesting the underlying tier-entry condition (recentHighBglSeen/sensorAgeDays/the tier-boundary match) is genuinely flickering cycle-to-cycle on whichever device, not cleanly broken on one device only. The new diagnostic logging (this paragraph, above) is what's needed to catch a live failure with actual field values -- not yet captured, since the logging hadn't been built onto any device as of this writing.</w:t>
       </w:r>
     </w:p>
     <w:p>
@@ -11933,11 +11159,7 @@
       <w:bookmarkEnd w:id="65"/>
       <w:r>
         <w:fldChar w:fldCharType="begin"/>
-      </w:r>
-      <w:r>
         <w:instrText>HYPERLINK \l "TOC_main"</w:instrText>
-      </w:r>
-      <w:r>
         <w:fldChar w:fldCharType="separate"/>
       </w:r>
       <w:r>
@@ -11972,11 +11194,7 @@
       <w:bookmarkEnd w:id="66"/>
       <w:r>
         <w:fldChar w:fldCharType="begin"/>
-      </w:r>
-      <w:r>
         <w:instrText>HYPERLINK \l "TOC_main"</w:instrText>
-      </w:r>
-      <w:r>
         <w:fldChar w:fldCharType="separate"/>
       </w:r>
       <w:r>
@@ -11996,10 +11214,7 @@
         <w:jc w:val="both"/>
       </w:pPr>
       <w:r>
-        <w:t>VirtualPseudoWizard is different in kind from Tier 3 UAM Boost, BolusGiven, and BolusGivenMild (§3b), which only ever strengthen the SMB delivery ratio. It places an actual BS.Type.NORMAL bolus, computed by running the same constrained BolusWizard used by the manual calculator, but entirely in the background — no calculator screen is ever shown, and no user confirmation occurs. It is a retrospective-testing tool, not a production dosing feature, and is hard-gated twice specifically so it cannot fire on a re</w:t>
-      </w:r>
-      <w:r>
-        <w:t>al pump: once in its eligibility check, and again immediately before the bolus is queued.</w:t>
+        <w:t>VirtualPseudoWizard is different in kind from Tier 3 UAM Boost, BolusGiven, and BolusGivenMild (§3b), which only ever strengthen the SMB delivery ratio. It places an actual BS.Type.NORMAL bolus, computed by running the same constrained BolusWizard used by the manual calculator, but entirely in the background — no calculator screen is ever shown, and no user confirmation occurs. It is a retrospective-testing tool, not a production dosing feature, and is hard-gated twice specifically so it cannot fire on a real pump: once in its eligibility check, and again immediately before the bolus is queued.</w:t>
       </w:r>
     </w:p>
     <w:p>
@@ -12014,11 +11229,7 @@
       <w:bookmarkEnd w:id="67"/>
       <w:r>
         <w:fldChar w:fldCharType="begin"/>
-      </w:r>
-      <w:r>
         <w:instrText>HYPERLINK \l "TOC_main"</w:instrText>
-      </w:r>
-      <w:r>
         <w:fldChar w:fldCharType="separate"/>
       </w:r>
       <w:r>
@@ -12053,11 +11264,7 @@
       <w:bookmarkEnd w:id="68"/>
       <w:r>
         <w:fldChar w:fldCharType="begin"/>
-      </w:r>
-      <w:r>
         <w:instrText>HYPERLINK \l "TOC_main"</w:instrText>
-      </w:r>
-      <w:r>
         <w:fldChar w:fldCharType="separate"/>
       </w:r>
       <w:r>
@@ -12092,11 +11299,7 @@
       <w:bookmarkEnd w:id="69"/>
       <w:r>
         <w:fldChar w:fldCharType="begin"/>
-      </w:r>
-      <w:r>
         <w:instrText>HYPERLINK \l "TOC_main"</w:instrText>
-      </w:r>
-      <w:r>
         <w:fldChar w:fldCharType="separate"/>
       </w:r>
       <w:r>
@@ -12131,11 +11334,7 @@
       <w:bookmarkEnd w:id="70"/>
       <w:r>
         <w:fldChar w:fldCharType="begin"/>
-      </w:r>
-      <w:r>
         <w:instrText>HYPERLINK \l "TOC_main"</w:instrText>
-      </w:r>
-      <w:r>
         <w:fldChar w:fldCharType="separate"/>
       </w:r>
       <w:r>
@@ -12170,11 +11369,7 @@
       <w:bookmarkEnd w:id="71"/>
       <w:r>
         <w:fldChar w:fldCharType="begin"/>
-      </w:r>
-      <w:r>
         <w:instrText>HYPERLINK \l "TOC_main"</w:instrText>
-      </w:r>
-      <w:r>
         <w:fldChar w:fldCharType="separate"/>
       </w:r>
       <w:r>
@@ -12200,11 +11395,7 @@
       <w:bookmarkEnd w:id="72"/>
       <w:r>
         <w:fldChar w:fldCharType="begin"/>
-      </w:r>
-      <w:r>
         <w:instrText>HYPERLINK \l "TOC_main"</w:instrText>
-      </w:r>
-      <w:r>
         <w:fldChar w:fldCharType="separate"/>
       </w:r>
       <w:r>
@@ -12233,10 +11424,7 @@
         <w:jc w:val="both"/>
       </w:pPr>
       <w:r>
-        <w:t>As of 2026-08-22, rawDelta1Mgdl — the single-minute *raw, unsmoothed* delta — was removed from every gate in this cascade, and the code now carries an explanatory comment at the point where the old check used to sit. The removal was driven by real AIV data from two same-day sustained-rise events (01:50–01:58 and 02:50–02:55): at every single sampled minute of both events, rawDelta1Mgdl read negative or flat (as low as -0.56 mmol) even while Delta, SDelta and rawDelta5Mgdl all clearly confirmed a genuine, su</w:t>
-      </w:r>
-      <w:r>
-        <w:t>stained rise the whole time.</w:t>
+        <w:t>As of 2026-08-22, rawDelta1Mgdl — the single-minute *raw, unsmoothed* delta — was removed from every gate in this cascade, and the code now carries an explanatory comment at the point where the old check used to sit. The removal was driven by real AIV data from two same-day sustained-rise events (01:50–01:58 and 02:50–02:55): at every single sampled minute of both events, rawDelta1Mgdl read negative or flat (as low as -0.56 mmol) even while Delta, SDelta and rawDelta5Mgdl all clearly confirmed a genuine, sustained rise the whole time.</w:t>
       </w:r>
     </w:p>
     <w:p>
@@ -12270,11 +11458,7 @@
       <w:bookmarkEnd w:id="73"/>
       <w:r>
         <w:fldChar w:fldCharType="begin"/>
-      </w:r>
-      <w:r>
         <w:instrText>HYPERLINK \l "TOC_main"</w:instrText>
-      </w:r>
-      <w:r>
         <w:fldChar w:fldCharType="separate"/>
       </w:r>
       <w:r>
@@ -12309,11 +11493,7 @@
       <w:bookmarkEnd w:id="74"/>
       <w:r>
         <w:fldChar w:fldCharType="begin"/>
-      </w:r>
-      <w:r>
         <w:instrText>HYPERLINK \l "TOC_main"</w:instrText>
-      </w:r>
-      <w:r>
         <w:fldChar w:fldCharType="separate"/>
       </w:r>
       <w:r>
@@ -12348,11 +11528,7 @@
       <w:bookmarkEnd w:id="75"/>
       <w:r>
         <w:fldChar w:fldCharType="begin"/>
-      </w:r>
-      <w:r>
         <w:instrText>HYPERLINK \l "TOC_main"</w:instrText>
-      </w:r>
-      <w:r>
         <w:fldChar w:fldCharType="separate"/>
       </w:r>
       <w:r>
@@ -12387,11 +11563,7 @@
       <w:bookmarkEnd w:id="76"/>
       <w:r>
         <w:fldChar w:fldCharType="begin"/>
-      </w:r>
-      <w:r>
         <w:instrText>HYPERLINK \l "TOC_main"</w:instrText>
-      </w:r>
-      <w:r>
         <w:fldChar w:fldCharType="separate"/>
       </w:r>
       <w:r>
@@ -12426,11 +11598,7 @@
       <w:bookmarkEnd w:id="77"/>
       <w:r>
         <w:fldChar w:fldCharType="begin"/>
-      </w:r>
-      <w:r>
         <w:instrText>HYPERLINK \l "TOC_main"</w:instrText>
-      </w:r>
-      <w:r>
         <w:fldChar w:fldCharType="separate"/>
       </w:r>
       <w:r>
@@ -12459,10 +11627,7 @@
         <w:jc w:val="both"/>
       </w:pPr>
       <w:r>
-        <w:t>One further wrinkle worth flagging for anyone reading exported FastRise values from before 2026-08-22: for four of the tiered-ladder branches — mild fast rise’s three BG sub-branches (0.9/0.85/0.75) and the early fast-rise tier (0.7) — the actual multiplier had been loosened from an earlier value via an inline "was X" comment, and the *first* reason-text line for each was updated to match the new multiplier, but the "CHANGED SIZE X.XXX for ... fast rise X.XXX" label’s own numeral was not — so any AIV export</w:t>
-      </w:r>
-      <w:r>
-        <w:t xml:space="preserve"> taken before 2026-08-22 shows the *pre-loosening* value (0.855, 0.806, 0.707, 0.608) rather than the multiplier genuinely applied that cycle (0.9, 0.85, 0.75, 0.7 respectively) for those four branches.</w:t>
+        <w:t xml:space="preserve">One further wrinkle worth flagging for anyone reading exported FastRise values from before 2026-08-22: for four of the tiered-ladder branches — mild fast rise’s three BG sub-branches (0.9/0.85/0.75) and the early fast-rise tier (0.7) — the actual multiplier had been loosened from an earlier value via an inline "was X" comment, and the *first* reason-text line for each was updated to match the new multiplier, but the "CHANGED SIZE X.XXX for ... fast rise X.XXX" label’s own numeral was not — so any AIV export taken before 2026-08-22 shows the *pre-loosening* value (0.855, 0.806, 0.707, 0.608) rather than the multiplier genuinely applied that cycle (0.9, 0.85, 0.75, 0.7 respectively) for those four branches.</w:t>
       </w:r>
     </w:p>
     <w:p>
@@ -12471,10 +11636,7 @@
         <w:jc w:val="both"/>
       </w:pPr>
       <w:r>
-        <w:t>The moderate tier’s two upper-BG branches had the opposite mismatch — their labels (0.602, 0.653) already tracked their current 0.6/0.65 multipliers correctly, but the *other*, non-label reason-text line in those two branches was stale (still reading "* 0.8" and "* 0.7"). All six were corrected 2026-08-22 so every logged numeral now matches what’s actually applied — but if you’re reconstructing historical FastRise values from an export taken before that date, the pre-fix numbers above are what you’ll actual</w:t>
-      </w:r>
-      <w:r>
-        <w:t>ly see in the file, not the current code’s behavior.</w:t>
+        <w:t>The moderate tier’s two upper-BG branches had the opposite mismatch — their labels (0.602, 0.653) already tracked their current 0.6/0.65 multipliers correctly, but the *other*, non-label reason-text line in those two branches was stale (still reading "* 0.8" and "* 0.7"). All six were corrected 2026-08-22 so every logged numeral now matches what’s actually applied — but if you’re reconstructing historical FastRise values from an export taken before that date, the pre-fix numbers above are what you’ll actually see in the file, not the current code’s behavior.</w:t>
       </w:r>
     </w:p>
     <w:p>
@@ -12489,11 +11651,7 @@
       <w:bookmarkEnd w:id="78"/>
       <w:r>
         <w:fldChar w:fldCharType="begin"/>
-      </w:r>
-      <w:r>
         <w:instrText>HYPERLINK \l "TOC_main"</w:instrText>
-      </w:r>
-      <w:r>
         <w:fldChar w:fldCharType="separate"/>
       </w:r>
       <w:r>
@@ -13446,12 +12604,8 @@
             </w:pPr>
             <w:r>
               <w:t>Shows a direct "Start MJ" / "Restore MJ" button on the Overview screen instead of requiring the native Automation tab.</w:t>
-            </w:r>
-            <w:r>
               <w:br/>
               <w:t>MJ ("Morning Jog"-style state machine, per this fork's naming) is a coded state that several other automations key off (checkAutomationState("MJ", ...)) to gate profile-switch and boost behaviour.</w:t>
-            </w:r>
-            <w:r>
               <w:br/>
               <w:t>Purely a UI convenience toggle — turning it off does not disable the underlying MJ automations, only the quick-access buttons.</w:t>
             </w:r>
@@ -13543,12 +12697,8 @@
             </w:pPr>
             <w:r>
               <w:t>Shows a direct "Steroids ON" button on Overview instead of requiring the native Automation entry.</w:t>
-            </w:r>
-            <w:r>
               <w:br/>
               <w:t>Feeds the steroid-adjustment automations (which progressively raise iobTH/ISF stringency while steroids are active) via the same EventSteroidUserAction path the native automation trigger would use.</w:t>
-            </w:r>
-            <w:r>
               <w:br/>
               <w:t>UI convenience only — the steroid automations themselves are controlled elsewhere.</w:t>
             </w:r>
@@ -13641,8 +12791,6 @@
             </w:pPr>
             <w:r>
               <w:t>Defines the exercise-sensitivity curve's steepness: at this TT level (with "High temptarget raises sensitivity" on), basal runs at exactly 50%.</w:t>
-            </w:r>
-            <w:r>
               <w:br/>
               <w:t>Other TT levels interpolate along the same curve — e.g. 120 → ~75% basal, 140 → ~60% basal — so lowering this value makes the sensitivity response kick in more aggressively at lower TT levels.</w:t>
             </w:r>
@@ -14475,12 +13623,8 @@
             </w:pPr>
             <w:r>
               <w:t>The baseline all of Aging-sensor calibration's tiers subtract from: −0.02 (mild, days 2-3 fresh / 11-13 aging), −0.04 (medium, day 1-2 fresh / 13-14 aging), −0.07 (extreme, day 0 fresh / 14-15 aging).</w:t>
-            </w:r>
-            <w:r>
               <w:br/>
               <w:t xml:space="preserve">Retuning this one value shifts every tier together, </w:t>
-            </w:r>
-            <w:r>
               <w:lastRenderedPageBreak/>
               <w:t>rather than needing to update several independent hardcoded numbers.</w:t>
             </w:r>
@@ -14896,8 +14040,6 @@
             </w:pPr>
             <w:r>
               <w:t>Strengthens ISF while glucose is accelerating (rate-of-rise increasing), which potentially increases SMB sizing. 0.0 disables this contribution.</w:t>
-            </w:r>
-            <w:r>
               <w:br/>
               <w:t>This is the LIVE value multiple automations write to transiently (during boosts) and restore afterward — see the two settings immediately below.</w:t>
             </w:r>
@@ -15256,8 +14398,6 @@
             </w:pPr>
             <w:r>
               <w:t>Strengthens ISF while glucose is actively rising (the "pp" = postprandial signal), increasing SMB sizing during a rise. 0.0 disables it.</w:t>
-            </w:r>
-            <w:r>
               <w:br/>
               <w:t>Like the acceleration weight, this is a LIVE value multiple boost automations overwrite transiently and restore afterward — see the two settings immediately below.</w:t>
             </w:r>
@@ -15940,8 +15080,6 @@
             </w:pPr>
             <w:r>
               <w:t>The share of total calculated insulin requirement that can actually be delivered as a single SMB — a core OpenAPS safety cap, since delivering the full requirement at once would risk stacking.</w:t>
-            </w:r>
-            <w:r>
               <w:br/>
               <w:t>This is also the source value for "UAM Boost insulin req %" internally — that Tier-3 setting has no GUI entry of its own and is instead calculated as this ratio × 100.</w:t>
             </w:r>
@@ -17191,8 +16329,6 @@
             </w:pPr>
             <w:r>
               <w:t>Master switch for a separate, newer boost condition in DetermineBasalAutoISF.kt (strong glucose acceleration combined with a positive delta) — distinct from "Enable boost automations" above, which is BolusGiven/BolusGivenMild's own unrelated feature.</w:t>
-            </w:r>
-            <w:r>
               <w:br/>
               <w:t>Also requires VirtualPump as the active pump driver — this Tier 3 logic cannot fire on a real pump build regardless of this toggle, by design, since it's still under real-world evaluation.</w:t>
             </w:r>
@@ -17462,8 +16598,6 @@
             </w:pPr>
             <w:r>
               <w:t xml:space="preserve">Multiplier applied to the pre-boost insulin requirement before it's capped at the max bolus </w:t>
-            </w:r>
-            <w:r>
               <w:lastRenderedPageBreak/>
               <w:t>above. This is the raw, unscaled preference value — the live SMB size is additionally scaled by the current profile percentage on top of this at dosing time.</w:t>
             </w:r>
@@ -20125,11 +19259,6 @@
                 <w:sz w:val="15"/>
               </w:rPr>
               <w:t xml:space="preserve">Pump/Virtual: local value shown and changed after confirmation. Client: mirrored pump value shown when </w:t>
-            </w:r>
-            <w:r>
-              <w:rPr>
-                <w:sz w:val="15"/>
-              </w:rPr>
               <w:lastRenderedPageBreak/>
               <w:t>available; local Client preference is not changed.</w:t>
             </w:r>
@@ -21243,11 +20372,6 @@
                 <w:sz w:val="15"/>
               </w:rPr>
               <w:t xml:space="preserve">Pump/Virtual: local value shown and changed after confirmation. Client: </w:t>
-            </w:r>
-            <w:r>
-              <w:rPr>
-                <w:sz w:val="15"/>
-              </w:rPr>
               <w:lastRenderedPageBreak/>
               <w:t>mirrored pump value shown when available; local Client preference is not changed.</w:t>
             </w:r>
@@ -25077,11 +24201,6 @@
                 <w:sz w:val="14"/>
               </w:rPr>
               <w:t>BolusGiven71_0.70: post-bolus response — boosts iobTH to 71%, acce 0.70, 110% for 10 min 10-min throttle. Three trigger blocks; only outer precondition is profile=100% + no TT. COB&gt;=9 / acce&gt;=0.20 / dura&lt;acce are per-block (postBolusGate) for the manual-</w:t>
-            </w:r>
-            <w:r>
-              <w:rPr>
-                <w:sz w:val="14"/>
-              </w:rPr>
               <w:lastRenderedPageBreak/>
               <w:t>bolus branches (bg1/bg2); the SMB-driven branch (bg3) does NOT require them. ApsAutoIsfBoostAutomationsEnabled is the combined master switch for this WHOLE block (bg1/2/3) and BolusGivenMild below — one toggle disables both, per user request.</w:t>
             </w:r>
@@ -26047,11 +25166,6 @@
                 <w:sz w:val="14"/>
               </w:rPr>
               <w:t xml:space="preserve">NightIobCeiling: caps iobTH at 18% from midnight to 06:00, independent of BGL Companion to EveningIobCeiling above, same ceiling-not-setter shape (only ever lowers), but a far tighter value because overnight there are no carbs to cover -- IOB that would be routine after a meal is dangerous at 03:00. Motivated by the night of 6-&gt;7 Aug 2026, where BGL reached 3.5 and stayed there 04:00-05:30. Two SMB bursts caused it: 23:10-23:18 (~1.50U, IOB 0.36 -&gt; 2.00) and 01:08-01:15 (~1.30U, IOB 1.43 -&gt; 2.71), both at ~60s intervals with COB already decayed to 0 and BGL only 7.2-8.6. NightAcce covers 01:00-06:00 and sets iobTH to 18 already, but could not fire for either burst because it requires BGL &lt;= 6.0mmol -- and BGL was 8.5. That BGL gate is the reason the overnight </w:t>
-            </w:r>
-            <w:r>
-              <w:rPr>
-                <w:sz w:val="14"/>
-              </w:rPr>
               <w:lastRenderedPageBreak/>
               <w:t>protection was unreachable, which is why this block deliberately has NO BGL condition at all.</w:t>
             </w:r>
@@ -27239,11 +26353,6 @@
                 <w:sz w:val="14"/>
               </w:rPr>
               <w:t xml:space="preserve">LibreUkf1ToggleTT: 5.152 is the "Tog UKFset1" row in the IOB double-tap popup. Its old sibling LibreUkf2ToggleTT (5.154) is removed -- UKFset2 toggling moved to list2's "Graph: UKF2" entry (see GraphToggleEntry.syncedLiveKey in OverviewFragment.kt). The mutual-exclusion write here (turning UKFset1 on used to also force FslUseUkfLibreSpecialSmoothing off) was removed 2026-08-15 for the same reason it was dropped from list2's popup: that flag no longer has any dosing effect (XdripSourcePlugin.kt/NsIncomingDataProcessor.kt call smoothLibreSpecialRealtime() </w:t>
-            </w:r>
-            <w:r>
-              <w:rPr>
-                <w:sz w:val="14"/>
-              </w:rPr>
               <w:lastRenderedPageBreak/>
               <w:t>only for its graph-history side effect and discard the return value) -- it now only gates whether UKF2's graph history accumulates. Silently clearing it here every time UKFset1 got toggled on was the actual cause of UKF2's graph never accumulating points: the two settings are independent now, so toggling one must not touch the other.</w:t>
             </w:r>
@@ -28579,11 +27688,6 @@
                 <w:sz w:val="14"/>
               </w:rPr>
               <w:t xml:space="preserve">PeakInsulinTimeDownTT: manually setting a TT of 5.074 mmol is used as a remote -5 nudge on InsulinOrefPeak (peak insulin activity time, minutes), clamped to its own min </w:t>
-            </w:r>
-            <w:r>
-              <w:rPr>
-                <w:sz w:val="14"/>
-              </w:rPr>
               <w:lastRenderedPageBreak/>
               <w:t>(35) — not a real target. Same pattern/tight 0.0001mmol tolerance as the other settings-nudge TTs above.</w:t>
             </w:r>
@@ -29771,11 +28875,6 @@
                 <w:sz w:val="14"/>
               </w:rPr>
               <w:t xml:space="preserve">SensorAgeToggleTT: manually setting a TT of 5.06 mmol is used as a remote toggle for the OldSensorAdj enable switch (ApsAutoIsfOldSensorAdjEnabled) — not a real target. Flips the switch, then immediately cancels the TT so it never actually affects dosing. activeTtNear() (not a hand-rolled mg/dL literal) is deliberate here — see its own doc comment on why the exact mmol-&gt;mg/dL conversion constant matters for matching a manually-set TT. Tight 0.001mmol tolerance (not the old 0.02) — this now sits in a cluster with SmbDeliveryDownTT (5.02), SmbDeliveryUpTT (5.04), and BoostToggleTT </w:t>
-            </w:r>
-            <w:r>
-              <w:rPr>
-                <w:sz w:val="14"/>
-              </w:rPr>
               <w:lastRenderedPageBreak/>
               <w:t>(5.08), all only 0.02mmol apart from their neighbors, so a loose tolerance would make adjacent windows overlap. Small throttle purely as a defense against double-toggling if the cancel hasn't fully propagated by the next cycle — the cancel itself is what actually prevents re-firing in normal operation.</w:t>
             </w:r>
@@ -30889,11 +29988,6 @@
                 <w:sz w:val="14"/>
               </w:rPr>
               <w:t>TodOffset*TT (8 pairs, T1-T8): manually setting a TT of 5.092-5.136 mmol is used as a remote +/-0.1 nudge on one of the 8 fixed time-of-day varOffset windows (ApsAutoIsfTodOffset*, see DetermineBasalAutoISF.kt), clamped to +/-2.0 — not a real target. T1=00-02h, T2=02-04h, T3=04-06h, T4=06-09h, T5=09-12h, T6=12-18h, T7=18-</w:t>
-            </w:r>
-            <w:r>
-              <w:rPr>
-                <w:sz w:val="14"/>
-              </w:rPr>
               <w:lastRenderedPageBreak/>
               <w:t>22h, T8=22-00h. Same pattern/tight 0.0001mmol tolerance as the other settings-nudge TTs above.</w:t>
             </w:r>
@@ -32081,11 +31175,6 @@
                 <w:sz w:val="14"/>
               </w:rPr>
               <w:t xml:space="preserve">Code port of "Steps Steroids OFF": asserts Steroids=Steroids Off based on sustained activity with moderate IOB, controlled glucose, and no carbs. Per user confirmation, this is the automation that actually sets the Steroids state (previously only ever read as a precondition elsewhere in this file, never set) — Steroids ON is a manual user action, no automated counterpart needed. Experimental correction bolus for retrospective testing on Virtual Pump only. This is intentionally hard-gated twice (eligibility and immediately </w:t>
-            </w:r>
-            <w:r>
-              <w:rPr>
-                <w:sz w:val="14"/>
-              </w:rPr>
               <w:lastRenderedPageBreak/>
               <w:t>before queueing) so installing this branch on a real-pump build cannot deliver it. It runs the normal constrained Wizard in the background with a pseudo-COB input, but records carbs=0: no fake carb treatment is made.</w:t>
             </w:r>
@@ -32334,11 +31423,7 @@
       <w:bookmarkEnd w:id="93"/>
       <w:r>
         <w:fldChar w:fldCharType="begin"/>
-      </w:r>
-      <w:r>
         <w:instrText>HYPERLINK \l "TOC_main"</w:instrText>
-      </w:r>
-      <w:r>
         <w:fldChar w:fldCharType="separate"/>
       </w:r>
       <w:r>
@@ -32382,11 +31467,7 @@
       <w:bookmarkEnd w:id="94"/>
       <w:r>
         <w:fldChar w:fldCharType="begin"/>
-      </w:r>
-      <w:r>
         <w:instrText>HYPERLINK \l "TOC_main"</w:instrText>
-      </w:r>
-      <w:r>
         <w:fldChar w:fldCharType="separate"/>
       </w:r>
       <w:r>
@@ -32421,11 +31502,7 @@
       <w:bookmarkEnd w:id="95"/>
       <w:r>
         <w:fldChar w:fldCharType="begin"/>
-      </w:r>
-      <w:r>
         <w:instrText>HYPERLINK \l "TOC_main"</w:instrText>
-      </w:r>
-      <w:r>
         <w:fldChar w:fldCharType="separate"/>
       </w:r>
       <w:r>
@@ -32460,11 +31537,7 @@
       <w:bookmarkEnd w:id="96"/>
       <w:r>
         <w:fldChar w:fldCharType="begin"/>
-      </w:r>
-      <w:r>
         <w:instrText>HYPERLINK \l "TOC_main"</w:instrText>
-      </w:r>
-      <w:r>
         <w:fldChar w:fldCharType="separate"/>
       </w:r>
       <w:r>
@@ -32570,6 +31643,33 @@
     </w:p>
     <w:p>
       <w:pPr>
+        <w:pStyle w:val="Heading3"/>
+        <w:jc w:val="both"/>
+      </w:pPr>
+      <w:r>
+        <w:t>2026-09-14</w:t>
+      </w:r>
+      <w:hyperlink w:anchor="TOC_main" w:history="1">
+        <w:r>
+          <w:rPr>
+            <w:rStyle w:val="Hyperlink"/>
+            <w:sz w:val="16"/>
+          </w:rPr>
+          <w:t xml:space="preserve">  [↑ TOC]</w:t>
+        </w:r>
+      </w:hyperlink>
+    </w:p>
+    <w:p>
+      <w:pPr>
+        <w:spacing w:after="120"/>
+        <w:jc w:val="both"/>
+      </w:pPr>
+      <w:r>
+        <w:t xml:space="preserve">Closed two confirmed coded-role assignment mistakes: picking a Steroid100 profile with a Standard/Low role selected could land it in that role instead of being redirected to a Steroid role, and a local Standard/Low role reassignment on the loop phone didn’t always keep its counterpart tier in step. A further check now refuses that mistake everywhere a role can be assigned, and about fifteen role comparisons were fixed to use a profile’s real name instead of its temporary boosted display name. The AIV table’s and main graph’s MJ status were fixed to recognise both forms of “MJ started.” The app now catches its own state-write error instead of letting it silently abort a multi-step action. Full detail incorporated into Sections 1, 8c and 8d.</w:t>
+      </w:r>
+    </w:p>
+    <w:p>
+      <w:pPr>
         <w:pStyle w:val="Heading1"/>
         <w:jc w:val="both"/>
       </w:pPr>
@@ -32580,11 +31680,7 @@
       <w:bookmarkEnd w:id="97"/>
       <w:r>
         <w:fldChar w:fldCharType="begin"/>
-      </w:r>
-      <w:r>
         <w:instrText>HYPERLINK \l "TOC_main"</w:instrText>
-      </w:r>
-      <w:r>
         <w:fldChar w:fldCharType="separate"/>
       </w:r>
       <w:r>
@@ -32605,13 +31701,8 @@
       </w:pPr>
       <w:r>
         <w:t xml:space="preserve">Compiled directly from every addCarePortalNote()/addGraphAnnouncement() call site in OpenAPSAutoISFPlugin.kt (current-code audit dated 2026-08-21; cross-checked, not superseded, by this manual’s own prose above). On/Off toggle pairs are </w:t>
-      </w:r>
-      <w:r>
         <w:lastRenderedPageBreak/>
-        <w:t>merged into one entry; codes built with a numeric or block-identifying suffix (e.g. "MJoff-N", "compactSettingNote" prefixes like "D&lt;val&gt;") are collapsed to their base code, with the suffix’s meaning explained in the entry itself. The free-text "VirtualPseudoWizard SUCCESS/F</w:t>
-      </w:r>
-      <w:r>
-        <w:t>AILED" notes (§7b’s sibling addition) are intentionally excluded — they are not part of this compact-code language.</w:t>
+        <w:t>merged into one entry; codes built with a numeric or block-identifying suffix (e.g. "MJoff-N", "compactSettingNote" prefixes like "D&lt;val&gt;") are collapsed to their base code, with the suffix’s meaning explained in the entry itself. The free-text "VirtualPseudoWizard SUCCESS/FAILED" notes (§7b’s sibling addition) are intentionally excluded — they are not part of this compact-code language.</w:t>
       </w:r>
     </w:p>
     <w:p>
@@ -34131,7 +33222,7 @@
         <w:rPr>
           <w:b/>
         </w:rPr>
-        <w:t>PrfL</w:t>
+        <w:t>PrLow</w:t>
       </w:r>
       <w:r>
         <w:t xml:space="preserve"> — ProfileLowTT: manually setting a 5.150mmol TT remotely switches straight to the Low profile ("set it now", not a lock — other automations can still change it afterwards).</w:t>
@@ -34150,7 +33241,7 @@
         <w:rPr>
           <w:b/>
         </w:rPr>
-        <w:t>PrfS</w:t>
+        <w:t>PrSt</w:t>
       </w:r>
       <w:r>
         <w:t xml:space="preserve"> — ProfileStandardTT: manually setting a 5.148mmol TT remotely switches straight to the Standard profile.</w:t>
@@ -34226,6 +33317,25 @@
         <w:rPr>
           <w:b/>
         </w:rPr>
+        <w:t>RoleSet</w:t>
+      </w:r>
+      <w:r>
+        <w:t xml:space="preserve"> — emitted whenever a coded profile-role assignment (Standard/Low/Steroid, any of the 14 slots) is actually committed on this device, regardless of which of the several paths triggered it (local pick, an incoming “SetRole &lt;prefKey&gt;=&lt;profile&gt;” Note relayed from another device, or the fast coded-duration relay added 2026-08-31). A second note reading “SetRole &lt;prefKey&gt;=&lt;profile&gt;” (added 2026-08-21, cross-checked 2026-09-15) may appear on the same row alongside it — that is the relay payload itself, spelling out exactly which preference changed and to what, sent so the receiving device’s applySetRole() can apply the identical assignment.</w:t>
+      </w:r>
+    </w:p>
+    <w:p>
+      <w:pPr>
+        <w:spacing w:after="100"/>
+        <w:ind w:left="720"/>
+        <w:jc w:val="both"/>
+      </w:pPr>
+      <w:r>
+        <w:t xml:space="preserve">• </w:t>
+      </w:r>
+      <w:r>
+        <w:rPr>
+          <w:b/>
+        </w:rPr>
         <w:t>SACOn / SACOff</w:t>
       </w:r>
       <w:r>
@@ -34820,10 +33930,7 @@
         <w:t>UamBst</w:t>
       </w:r>
       <w:r>
-        <w:t xml:space="preserve"> — "UAM Boost" Tier 3 notification: reports that DetermineBasalAutoISF's own SMB-boost logic fired this cycle. DetermineBasalAutoISF.kt is a pure calculation class with no I/O of its own — it only sets a flag (`uamBoostFiredThisCycle`); OpenAPSAutoISFPlugin.kt reads that flag back after calling `determine_basal()` and is the one place that actually writes the SMS/CarePortal note. Added 2026-08-22: also raises a graph-only "B" annotation via addGraphAnnouncement() alongside this note -- no additional SMS or </w:t>
-      </w:r>
-      <w:r>
-        <w:t>alert, purely a graph marker.</w:t>
+        <w:t xml:space="preserve"> — "UAM Boost" Tier 3 notification: reports that DetermineBasalAutoISF's own SMB-boost logic fired this cycle. DetermineBasalAutoISF.kt is a pure calculation class with no I/O of its own — it only sets a flag (`uamBoostFiredThisCycle`); OpenAPSAutoISFPlugin.kt reads that flag back after calling `determine_basal()` and is the one place that actually writes the SMS/CarePortal note. Added 2026-08-22: also raises a graph-only "B" annotation via addGraphAnnouncement() alongside this note -- no additional SMS or alert, purely a graph marker.</w:t>
       </w:r>
     </w:p>
     <w:p>
@@ -34933,11 +34040,7 @@
       <w:bookmarkEnd w:id="98"/>
       <w:r>
         <w:fldChar w:fldCharType="begin"/>
-      </w:r>
-      <w:r>
         <w:instrText>HYPERLINK \l "TOC_main"</w:instrText>
-      </w:r>
-      <w:r>
         <w:fldChar w:fldCharType="separate"/>
       </w:r>
       <w:r>
@@ -34972,11 +34075,7 @@
       <w:bookmarkEnd w:id="99"/>
       <w:r>
         <w:fldChar w:fldCharType="begin"/>
-      </w:r>
-      <w:r>
         <w:instrText>HYPERLINK \l "TOC_main"</w:instrText>
-      </w:r>
-      <w:r>
         <w:fldChar w:fldCharType="separate"/>
       </w:r>
       <w:r>
@@ -35011,11 +34110,7 @@
       <w:bookmarkEnd w:id="100"/>
       <w:r>
         <w:fldChar w:fldCharType="begin"/>
-      </w:r>
-      <w:r>
         <w:instrText>HYPERLINK \l "TOC_main"</w:instrText>
-      </w:r>
-      <w:r>
         <w:fldChar w:fldCharType="separate"/>
       </w:r>
       <w:r>
@@ -35041,11 +34136,7 @@
       <w:bookmarkEnd w:id="101"/>
       <w:r>
         <w:fldChar w:fldCharType="begin"/>
-      </w:r>
-      <w:r>
         <w:instrText>HYPERLINK \l "TOC_main"</w:instrText>
-      </w:r>
-      <w:r>
         <w:fldChar w:fldCharType="separate"/>
       </w:r>
       <w:r>
@@ -35066,13 +34157,7 @@
       </w:pPr>
       <w:r>
         <w:lastRenderedPageBreak/>
-        <w:t>Automation States are the shared on/off/named-value memory this fork's coded automations read and write. The full Values/Written-by/Read-by tables for each state are preserved below exactly as in the full manual -- these are reference tables, not something to summarize -- but here's what each one is FOR in plain language: MJ tracks which day of the Mounjaro cycle you're in. Steroids tracks whether a steroid course is active and which escalation level. LowBG tracks whether a low happened recently, driving ca</w:t>
-      </w:r>
-      <w:r>
-        <w:t>rb-bolus halving, an SMB rebound guard, and the overnight-rescue gate -- it now also requires a genuine BG recovery, not just any small uptick, before clearing. Steps is an externally-supplied activity flag some automations use to judge exercise risk -- confirmed to sometimes be misconfigured on the phone side, so don't assume it's always wired correctly. Profile is a catch-all marker recording WHY the effective profile is currently elevated, so one automation doesn't misread another's reason. Sleeping is a</w:t>
-      </w:r>
-      <w:r>
-        <w:t>n externally-supplied flag reducing inactivity-based sensitivity. Three further states were retired in 2026-08-22 after an audit found no real use left for them.</w:t>
+        <w:t>Automation States are the shared on/off/named-value memory this fork's coded automations read and write. The full Values/Written-by/Read-by tables for each state are preserved below exactly as in the full manual -- these are reference tables, not something to summarize -- but here's what each one is FOR in plain language: MJ tracks which day of the Mounjaro cycle you're in. Steroids tracks whether a steroid course is active and which escalation level. LowBG tracks whether a low happened recently, driving carb-bolus halving, an SMB rebound guard, and the overnight-rescue gate -- it now also requires a genuine BG recovery, not just any small uptick, before clearing. Steps is an externally-supplied activity flag some automations use to judge exercise risk -- confirmed to sometimes be misconfigured on the phone side, so don't assume it's always wired correctly. Profile is a catch-all marker recording WHY the effective profile is currently elevated, so one automation doesn't misread another's reason. Sleeping is an externally-supplied flag reducing inactivity-based sensitivity. Three further states were retired in 2026-08-22 after an audit found no real use left for them.</w:t>
       </w:r>
     </w:p>
     <w:p>
@@ -35087,11 +34172,7 @@
       <w:bookmarkEnd w:id="102"/>
       <w:r>
         <w:fldChar w:fldCharType="begin"/>
-      </w:r>
-      <w:r>
         <w:instrText>HYPERLINK \l "TOC_main"</w:instrText>
-      </w:r>
-      <w:r>
         <w:fldChar w:fldCharType="separate"/>
       </w:r>
       <w:r>
@@ -35391,13 +34472,8 @@
       </w:r>
       <w:r>
         <w:t>MJ tracks the multi-stage state of a specific manual dosing protocol ("MJ 0.35/.70"), triggered by an Overview button press. NOMJremains is the neutral/default value; pressing the button advances it to "MJ active", and a chain of time-</w:t>
-      </w:r>
-      <w:r>
         <w:lastRenderedPageBreak/>
-        <w:t>gated automations (MJ2old→MJ2, MJ3old→MJ3, MJoff→NOMJremains) walks it back down across the night, while the remaining numbered values (MJ4/MJ5/MJ6) are wired to test/diagnostic automations rather than the real cycle. The state is read constantly throughout the file as a gate:</w:t>
-      </w:r>
-      <w:r>
-        <w:t xml:space="preserve"> dozens of unrelated automations (evening/overnight profile, acceleration-weight and iobTH adjustments, post-bolus SMB boosts, TOD-offset clearing, basal-up recovery) branch on whether an MJ cycle is currently in progress, because active MJ dosing changes what "normal" dosing behaviour should look like.</w:t>
+        <w:t xml:space="preserve">gated automations (MJ2old→MJ2, MJ3old→MJ3, MJoff→NOMJremains) walks it back down across the night, while the remaining numbered values (MJ4/MJ5/MJ6) are wired to test/diagnostic automations rather than the real cycle. The state is read constantly throughout the file as a gate: dozens of unrelated automations (evening/overnight profile, acceleration-weight and iobTH adjustments, post-bolus SMB boosts, TOD-offset clearing, basal-up recovery) branch on whether an MJ cycle is currently in progress, because active MJ dosing changes what "normal" dosing behaviour should look like.</w:t>
       </w:r>
     </w:p>
     <w:p>
@@ -35412,11 +34488,7 @@
       <w:bookmarkEnd w:id="103"/>
       <w:r>
         <w:fldChar w:fldCharType="begin"/>
-      </w:r>
-      <w:r>
         <w:instrText>HYPERLINK \l "TOC_main"</w:instrText>
-      </w:r>
-      <w:r>
         <w:fldChar w:fldCharType="separate"/>
       </w:r>
       <w:r>
@@ -35622,10 +34694,7 @@
         <w:t xml:space="preserve">Summary: </w:t>
       </w:r>
       <w:r>
-        <w:t xml:space="preserve">Steroids records whether the user is currently on a steroid course, which materially raises insulin resistance and warrants the much higher iobTH/profile-percentage escalation ladder reachable via the manual 110%→130%→150%→190%→250% steroid buttons. Nearly every "back off"/hypo-protective automation elsewhere in the file (the Twilight/SemiTwilight/NightAcce resets, CarbsTHoff, Usual2forTH, OffHighProf, Shower12, etc.) gates on Steroids Off so it can't accidentally undo steroid-driven dosing; only one coded </w:t>
-      </w:r>
-      <w:r>
-        <w:t>automation (StepsSteroidsOff) can clear it automatically, based on sustained-activity evidence that resistance has resolved.</w:t>
+        <w:t xml:space="preserve">Steroids records whether the user is currently on a steroid course, which materially raises insulin resistance and warrants the much higher iobTH/profile-percentage escalation ladder reachable via the manual 110%→130%→150%→190%→250% steroid buttons. Nearly every "back off"/hypo-protective automation elsewhere in the file (the Twilight/SemiTwilight/NightAcce resets, CarbsTHoff, Usual2forTH, OffHighProf, Shower12, etc.) gates on Steroids Off so it can't accidentally undo steroid-driven dosing; only one coded automation (StepsSteroidsOff) can clear it automatically, based on sustained-activity evidence that resistance has resolved.</w:t>
       </w:r>
     </w:p>
     <w:p>
@@ -35640,11 +34709,7 @@
       <w:bookmarkEnd w:id="104"/>
       <w:r>
         <w:fldChar w:fldCharType="begin"/>
-      </w:r>
-      <w:r>
         <w:instrText>HYPERLINK \l "TOC_main"</w:instrText>
-      </w:r>
-      <w:r>
         <w:fldChar w:fldCharType="separate"/>
       </w:r>
       <w:r>
@@ -35908,10 +34973,7 @@
         <w:t xml:space="preserve">Summary: </w:t>
       </w:r>
       <w:r>
-        <w:t>LowBG is the "was there a recent low" flag driving the file's 50%-profile hypo-protection state machine, and it also feeds two safety guards outside this state machine: the recent-low rebound guard in determine_basal() and BolusWizard's carb-bolus halving. It is set to 50recent whenever any of several hypo-risk/alarm automations fire (PrepareSet50, Skittles, Extra50, AlarmHypo1/2, 50SetRecent) and cleared back to NO50rec only once BG has genuinely recovered (PP50Off, Not50Recently, TT57Reversal, CarbsStopTT</w:t>
-      </w:r>
-      <w:r>
-        <w:t>57, Usual2forTH, CarbsTHoff, HighPP130Off) — deliberately maintained as an actively-cleared two-way flag (unlike the removed BGLstate one-way latch), so downstream consumers can trust a "not recent" reading as much as a "recent" one.</w:t>
+        <w:t>LowBG is the "was there a recent low" flag driving the file's 50%-profile hypo-protection state machine, and it also feeds two safety guards outside this state machine: the recent-low rebound guard in determine_basal() and BolusWizard's carb-bolus halving. It is set to 50recent whenever any of several hypo-risk/alarm automations fire (PrepareSet50, Skittles, Extra50, AlarmHypo1/2, 50SetRecent) and cleared back to NO50rec only once BG has genuinely recovered (PP50Off, Not50Recently, TT57Reversal, CarbsStopTT57, Usual2forTH, CarbsTHoff, HighPP130Off) — deliberately maintained as an actively-cleared two-way flag (unlike the removed BGLstate one-way latch), so downstream consumers can trust a "not recent" reading as much as a "recent" one.</w:t>
       </w:r>
     </w:p>
     <w:p>
@@ -35938,10 +35000,7 @@
         <w:jc w:val="both"/>
       </w:pPr>
       <w:r>
-        <w:t>Worst confirmed case: 23 Aug, cleared at 4.9mmol/11:07am, an autonomous carbless rebound (COB=0.0 throughout) climbed unprotected to 7.6mmol by 12:41pm, ~1.2U was delivered, and that IOB decayed BG back down to 5.6mmol -- still falling -- three-plus hours later. Since this same flag gates DetermineBasalAutoISF.kt's recent-low rebound guard (halves any SMB while COB&gt;0 or an unannounced-carb-impact pattern is detected), keeping it armed longer means a real correction landing during that window now delivers at</w:t>
-      </w:r>
-      <w:r>
-        <w:t xml:space="preserve"> roughly half strength instead of full, rather than skipping correction altogether.</w:t>
+        <w:t xml:space="preserve">Worst confirmed case: 23 Aug, cleared at 4.9mmol/11:07am, an autonomous carbless rebound (COB=0.0 throughout) climbed unprotected to 7.6mmol by 12:41pm, ~1.2U was delivered, and that IOB decayed BG back down to 5.6mmol -- still falling -- three-plus hours later. Since this same flag gates DetermineBasalAutoISF.kt's recent-low rebound guard (halves any SMB while COB&gt;0 or an unannounced-carb-impact pattern is detected), keeping it armed longer means a real correction landing during that window now delivers at roughly half strength instead of full, rather than skipping correction altogether.</w:t>
       </w:r>
     </w:p>
     <w:p>
@@ -35956,11 +35015,7 @@
       <w:bookmarkEnd w:id="105"/>
       <w:r>
         <w:fldChar w:fldCharType="begin"/>
-      </w:r>
-      <w:r>
         <w:instrText>HYPERLINK \l "TOC_main"</w:instrText>
-      </w:r>
-      <w:r>
         <w:fldChar w:fldCharType="separate"/>
       </w:r>
       <w:r>
@@ -36038,13 +35093,8 @@
       </w:r>
       <w:r>
         <w:t xml:space="preserve">the States tab there has no Steps state at all — instead there is a separate, self-named StepsLow state (state name StepsLow, holding value StepsLow), almost certainly from whatever native Automation-tab action writes step data being configured to set state StepsLow directly rather than state Steps with value StepsLow/StepsHigh. Since the code only ever checks state name Steps, checkAutomationState("Steps", "StepsLow") and </w:t>
-      </w:r>
-      <w:r>
         <w:lastRenderedPageBreak/>
-        <w:t>("Steps", "StepsHigh") both read false unconditionally on that device. Practical effe</w:t>
-      </w:r>
-      <w:r>
-        <w:t>ct: clearPositiveTodOffsetsNow (which requires stepsLow with no alternative path) can never fire at all, so positive TOD offsets never auto-clear; clearNegativeTodOffsetsNow still works via its other two OR-branches (MJ state, HP2&lt;4.0) but permanently loses the stepsHigh trigger path. Fix is phone-side: retarget the writing action to state=Steps, value=StepsLow, and add a StepsHigh-writing action if one doesn't already exist elsewhere.</w:t>
+        <w:t>("Steps", "StepsHigh") both read false unconditionally on that device. Practical effect: clearPositiveTodOffsetsNow (which requires stepsLow with no alternative path) can never fire at all, so positive TOD offsets never auto-clear; clearNegativeTodOffsetsNow still works via its other two OR-branches (MJ state, HP2&lt;4.0) but permanently loses the stepsHigh trigger path. Fix is phone-side: retarget the writing action to state=Steps, value=StepsLow, and add a StepsHigh-writing action if one doesn't already exist elsewhere.</w:t>
       </w:r>
     </w:p>
     <w:p>
@@ -36074,11 +35124,7 @@
       <w:bookmarkEnd w:id="106"/>
       <w:r>
         <w:fldChar w:fldCharType="begin"/>
-      </w:r>
-      <w:r>
         <w:instrText>HYPERLINK \l "TOC_main"</w:instrText>
-      </w:r>
-      <w:r>
         <w:fldChar w:fldCharType="separate"/>
       </w:r>
       <w:r>
@@ -36290,125 +35336,7 @@
       <w:bookmarkEnd w:id="107"/>
       <w:r>
         <w:fldChar w:fldCharType="begin"/>
-      </w:r>
-      <w:r>
         <w:instrText>HYPERLINK \l "TOC_main"</w:instrText>
-      </w:r>
-      <w:r>
-        <w:fldChar w:fldCharType="separate"/>
-      </w:r>
-      <w:r>
-        <w:rPr>
-          <w:rStyle w:val="Hyperlink"/>
-          <w:sz w:val="16"/>
-        </w:rPr>
-        <w:t xml:space="preserve">  [↑ TO</w:t>
-      </w:r>
-      <w:r>
-        <w:rPr>
-          <w:rStyle w:val="Hyperlink"/>
-          <w:sz w:val="16"/>
-        </w:rPr>
-        <w:t>C</w:t>
-      </w:r>
-      <w:r>
-        <w:rPr>
-          <w:rStyle w:val="Hyperlink"/>
-          <w:sz w:val="16"/>
-        </w:rPr>
-        <w:t>]</w:t>
-      </w:r>
-      <w:r>
-        <w:fldChar w:fldCharType="end"/>
-      </w:r>
-    </w:p>
-    <w:p>
-      <w:pPr>
-        <w:spacing w:after="80"/>
-        <w:jc w:val="both"/>
-      </w:pPr>
-      <w:r>
-        <w:rPr>
-          <w:b/>
-        </w:rPr>
-        <w:t xml:space="preserve">Values: </w:t>
-      </w:r>
-      <w:r>
-        <w:t>True (only value declared — there is no explicit "not sleeping" value; absence of a current value / a false inState read represents "not sleeping")</w:t>
-      </w:r>
-    </w:p>
-    <w:p>
-      <w:pPr>
-        <w:spacing w:after="80"/>
-        <w:jc w:val="both"/>
-      </w:pPr>
-      <w:r>
-        <w:rPr>
-          <w:b/>
-        </w:rPr>
-        <w:t xml:space="preserve">Written by: </w:t>
-      </w:r>
-      <w:r>
-        <w:t>none in this file. Read-only from this file — owned externally (native Automation-tab trigger/action or other integration).</w:t>
-      </w:r>
-    </w:p>
-    <w:p>
-      <w:pPr>
-        <w:spacing w:after="80"/>
-        <w:jc w:val="both"/>
-      </w:pPr>
-      <w:r>
-        <w:rPr>
-          <w:b/>
-        </w:rPr>
-        <w:t>Read by:</w:t>
-      </w:r>
-    </w:p>
-    <w:p>
-      <w:pPr>
-        <w:spacing w:after="60"/>
-        <w:jc w:val="both"/>
-      </w:pPr>
-      <w:r>
-        <w:t>• activityMonitor() — existSleepState = automationStateService.hasStateValues("Sleeping") and useSleepState = automationStateService.inState("Sleeping", "True") (lines 5984–5985), logged every cycle via aapsLogger.debug. useSleepState combined with recent steps ≤200 disables the inactivity-boost detection outright ("sleeping state", line 5999). existSleepState (whether the state has been declared at all, independent of its value) also gates the idle-window inactivity-detection branch via !existSleepState (l</w:t>
-      </w:r>
-      <w:r>
-        <w:t>ine 6003).</w:t>
-      </w:r>
-    </w:p>
-    <w:p>
-      <w:pPr>
-        <w:spacing w:after="80"/>
-        <w:jc w:val="both"/>
-      </w:pPr>
-      <w:r>
-        <w:rPr>
-          <w:b/>
-        </w:rPr>
-        <w:t xml:space="preserve">Summary: </w:t>
-      </w:r>
-      <w:r>
-        <w:t>Sleeping is a read-only external flag that the Activity Monitor's inactivity-sensitivity logic reads to suppress its own inactivity-boost detection while the user is asleep, since a stationary phone / low step count overnight should not be treated the same as daytime inactivity.</w:t>
-      </w:r>
-    </w:p>
-    <w:p>
-      <w:pPr>
-        <w:pStyle w:val="Heading2"/>
-        <w:jc w:val="both"/>
-      </w:pPr>
-      <w:bookmarkStart w:id="108" w:name="sec15_removed_2026_08_22"/>
-      <w:r>
-        <w:lastRenderedPageBreak/>
-        <w:t>g. Removed 2026-08-22</w:t>
-      </w:r>
-      <w:bookmarkEnd w:id="108"/>
-      <w:r>
-        <w:fldChar w:fldCharType="begin"/>
-      </w:r>
-      <w:r>
-        <w:instrText>HYPERLINK \l "TOC_main"</w:instrText>
-      </w:r>
-      <w:r>
         <w:fldChar w:fldCharType="separate"/>
       </w:r>
       <w:r>
@@ -36424,6 +35352,99 @@
     </w:p>
     <w:p>
       <w:pPr>
+        <w:spacing w:after="80"/>
+        <w:jc w:val="both"/>
+      </w:pPr>
+      <w:r>
+        <w:rPr>
+          <w:b/>
+        </w:rPr>
+        <w:t xml:space="preserve">Values: </w:t>
+      </w:r>
+      <w:r>
+        <w:t>True (only value declared — there is no explicit "not sleeping" value; absence of a current value / a false inState read represents "not sleeping")</w:t>
+      </w:r>
+    </w:p>
+    <w:p>
+      <w:pPr>
+        <w:spacing w:after="80"/>
+        <w:jc w:val="both"/>
+      </w:pPr>
+      <w:r>
+        <w:rPr>
+          <w:b/>
+        </w:rPr>
+        <w:t xml:space="preserve">Written by: </w:t>
+      </w:r>
+      <w:r>
+        <w:t>none in this file. Read-only from this file — owned externally (native Automation-tab trigger/action or other integration).</w:t>
+      </w:r>
+    </w:p>
+    <w:p>
+      <w:pPr>
+        <w:spacing w:after="80"/>
+        <w:jc w:val="both"/>
+      </w:pPr>
+      <w:r>
+        <w:rPr>
+          <w:b/>
+        </w:rPr>
+        <w:t>Read by:</w:t>
+      </w:r>
+    </w:p>
+    <w:p>
+      <w:pPr>
+        <w:spacing w:after="60"/>
+        <w:jc w:val="both"/>
+      </w:pPr>
+      <w:r>
+        <w:t>• activityMonitor() — existSleepState = automationStateService.hasStateValues("Sleeping") and useSleepState = automationStateService.inState("Sleeping", "True") (lines 5984–5985), logged every cycle via aapsLogger.debug. useSleepState combined with recent steps ≤200 disables the inactivity-boost detection outright ("sleeping state", line 5999). existSleepState (whether the state has been declared at all, independent of its value) also gates the idle-window inactivity-detection branch via !existSleepState (line 6003).</w:t>
+      </w:r>
+    </w:p>
+    <w:p>
+      <w:pPr>
+        <w:spacing w:after="80"/>
+        <w:jc w:val="both"/>
+      </w:pPr>
+      <w:r>
+        <w:rPr>
+          <w:b/>
+        </w:rPr>
+        <w:t xml:space="preserve">Summary: </w:t>
+      </w:r>
+      <w:r>
+        <w:t>Sleeping is a read-only external flag that the Activity Monitor's inactivity-sensitivity logic reads to suppress its own inactivity-boost detection while the user is asleep, since a stationary phone / low step count overnight should not be treated the same as daytime inactivity.</w:t>
+      </w:r>
+    </w:p>
+    <w:p>
+      <w:pPr>
+        <w:pStyle w:val="Heading2"/>
+        <w:jc w:val="both"/>
+      </w:pPr>
+      <w:bookmarkStart w:id="108" w:name="sec15_removed_2026_08_22"/>
+      <w:r>
+        <w:lastRenderedPageBreak/>
+        <w:t>g. Removed 2026-08-22</w:t>
+      </w:r>
+      <w:bookmarkEnd w:id="108"/>
+      <w:r>
+        <w:fldChar w:fldCharType="begin"/>
+        <w:instrText>HYPERLINK \l "TOC_main"</w:instrText>
+        <w:fldChar w:fldCharType="separate"/>
+      </w:r>
+      <w:r>
+        <w:rPr>
+          <w:rStyle w:val="Hyperlink"/>
+          <w:sz w:val="16"/>
+        </w:rPr>
+        <w:t xml:space="preserve">  [↑ TOC]</w:t>
+      </w:r>
+      <w:r>
+        <w:fldChar w:fldCharType="end"/>
+      </w:r>
+    </w:p>
+    <w:p>
+      <w:pPr>
         <w:spacing w:after="120"/>
         <w:jc w:val="both"/>
       </w:pPr>
@@ -36455,10 +35476,7 @@
         <w:jc w:val="both"/>
       </w:pPr>
       <w:r>
-        <w:t>• query_got_up (value query_it) — a one-shot signal written in activityMonitor() whenever Sleeping=True and no steps were recorded between the 15-minute and 30-minute windows, but never read back by anything, here or elsewhere in the codebase. Sleeping itself remains live and is documented above.</w:t>
-      </w:r>
-      <w:r>
-        <w:t xml:space="preserve"> </w:t>
+        <w:t xml:space="preserve">• query_got_up (value query_it) — a one-shot signal written in activityMonitor() whenever Sleeping=True and no steps were recorded between the 15-minute and 30-minute windows, but never read back by anything, here or elsewhere in the codebase. Sleeping itself remains live and is documented above. </w:t>
       </w:r>
       <w:hyperlink w:anchor="TOC_main" w:history="1">
         <w:r>
@@ -39371,21 +38389,7 @@
             <w:rStyle w:val="Hyperlink"/>
             <w:sz w:val="16"/>
           </w:rPr>
-          <w:t xml:space="preserve">  [↑ T</w:t>
-        </w:r>
-        <w:r>
-          <w:rPr>
-            <w:rStyle w:val="Hyperlink"/>
-            <w:sz w:val="16"/>
-          </w:rPr>
-          <w:t>O</w:t>
-        </w:r>
-        <w:r>
-          <w:rPr>
-            <w:rStyle w:val="Hyperlink"/>
-            <w:sz w:val="16"/>
-          </w:rPr>
-          <w:t>C]</w:t>
+          <w:t xml:space="preserve">  [↑ TOC]</w:t>
         </w:r>
       </w:hyperlink>
       <w:r>

--- a/doc_review_work/AutoISF Operations Manual Plain Language Summary revised 25 Aug 2026 Contents links fixed.docx
+++ b/doc_review_work/AutoISF Operations Manual Plain Language Summary revised 25 Aug 2026 Contents links fixed.docx
@@ -31700,7 +31700,7 @@
         <w:jc w:val="both"/>
       </w:pPr>
       <w:r>
-        <w:t xml:space="preserve">Compiled directly from every addCarePortalNote()/addGraphAnnouncement() call site in OpenAPSAutoISFPlugin.kt (current-code audit dated 2026-08-21; cross-checked, not superseded, by this manual’s own prose above). On/Off toggle pairs are </w:t>
+        <w:t xml:space="preserve">Compiled directly from every addCarePortalNote()/addGraphAnnouncement() call site in OpenAPSAutoISFPlugin.kt (current-code audit dated 2026-08-21, re-audited 2026-09-15 against the standalone CarePortal Note Code reference; cross-checked, not superseded, by this manual’s own prose above). On/Off toggle pairs are </w:t>
         <w:lastRenderedPageBreak/>
         <w:t>merged into one entry; codes built with a numeric or block-identifying suffix (e.g. "MJoff-N", "compactSettingNote" prefixes like "D&lt;val&gt;") are collapsed to their base code, with the suffix’s meaning explained in the entry itself. The free-text "VirtualPseudoWizard SUCCESS/FAILED" notes (§7b’s sibling addition) are intentionally excluded — they are not part of this compact-code language.</w:t>
       </w:r>
@@ -32156,6 +32156,82 @@
         <w:rPr>
           <w:b/>
         </w:rPr>
+        <w:t>BtchRst</w:t>
+      </w:r>
+      <w:r>
+        <w:t xml:space="preserve"> — resetStandardAndLowTiersToA(), called as ProfileBatchRevert: resets Standard/Low back to TierA on request (List control / manual toggle).</w:t>
+      </w:r>
+    </w:p>
+    <w:p>
+      <w:pPr>
+        <w:spacing w:after="100"/>
+        <w:ind w:left="720"/>
+        <w:jc w:val="both"/>
+      </w:pPr>
+      <w:r>
+        <w:t xml:space="preserve">• </w:t>
+      </w:r>
+      <w:r>
+        <w:rPr>
+          <w:b/>
+        </w:rPr>
+        <w:t>BtchRstC</w:t>
+      </w:r>
+      <w:r>
+        <w:t xml:space="preserve"> — revertProfileBatchToTierC(): sets Standard/Low to TierC (Standard110/Low90) on request (the ProfileBatchRevertC toggle) -- the TierC counterpart to BtchRst’s TierA reset.</w:t>
+      </w:r>
+    </w:p>
+    <w:p>
+      <w:pPr>
+        <w:spacing w:after="100"/>
+        <w:ind w:left="720"/>
+        <w:jc w:val="both"/>
+      </w:pPr>
+      <w:r>
+        <w:t xml:space="preserve">• </w:t>
+      </w:r>
+      <w:r>
+        <w:rPr>
+          <w:b/>
+        </w:rPr>
+        <w:t>BtchUp</w:t>
+      </w:r>
+      <w:r>
+        <w:t xml:space="preserve"> — stepProfileBatch(up=true): moves the Standard/Low pair one step up the shared ladder (LowA→B→C→StandardA→B→C).</w:t>
+      </w:r>
+    </w:p>
+    <w:p>
+      <w:pPr>
+        <w:spacing w:after="100"/>
+        <w:ind w:left="720"/>
+        <w:jc w:val="both"/>
+      </w:pPr>
+      <w:r>
+        <w:t xml:space="preserve">• </w:t>
+      </w:r>
+      <w:r>
+        <w:rPr>
+          <w:b/>
+        </w:rPr>
+        <w:t>BtchDn</w:t>
+      </w:r>
+      <w:r>
+        <w:t xml:space="preserve"> — stepProfileBatch(up=false): moves the Standard/Low pair one step down the same ladder (the reverse of BtchUp).</w:t>
+      </w:r>
+    </w:p>
+    <w:p>
+      <w:pPr>
+        <w:spacing w:after="100"/>
+        <w:ind w:left="720"/>
+        <w:jc w:val="both"/>
+      </w:pPr>
+      <w:r>
+        <w:t xml:space="preserve">• </w:t>
+      </w:r>
+      <w:r>
+        <w:rPr>
+          <w:b/>
+        </w:rPr>
         <w:t>BTgOn / BTgOff</w:t>
       </w:r>
       <w:r>
@@ -32556,6 +32632,25 @@
         <w:rPr>
           <w:b/>
         </w:rPr>
+        <w:t>HypoRevert</w:t>
+      </w:r>
+      <w:r>
+        <w:t xml:space="preserve"> — resetStandardAndLowTiersToA(), called as AlarmHypoRoleRevert: resets Standard/Low back to TierA when a hypo alarm (AlarmHypo state = AlarmRecent) fires while MJ is still active, since an escalated role is the last thing wanted during a real low.</w:t>
+      </w:r>
+    </w:p>
+    <w:p>
+      <w:pPr>
+        <w:spacing w:after="100"/>
+        <w:ind w:left="720"/>
+        <w:jc w:val="both"/>
+      </w:pPr>
+      <w:r>
+        <w:t xml:space="preserve">• </w:t>
+      </w:r>
+      <w:r>
+        <w:rPr>
+          <w:b/>
+        </w:rPr>
         <w:t>IP&lt;val&gt;</w:t>
       </w:r>
       <w:r>
@@ -33470,6 +33565,44 @@
         <w:rPr>
           <w:b/>
         </w:rPr>
+        <w:t>SHRto</w:t>
+      </w:r>
+      <w:r>
+        <w:t xml:space="preserve"> — "StuckHighRescue [ratio]": BG≥8.5mmol + HP2&gt;6.5mmol (model predicts BG stays high) -- temporarily raises SMB delivery ratio for 30min via TT (auto-reverts).</w:t>
+      </w:r>
+    </w:p>
+    <w:p>
+      <w:pPr>
+        <w:spacing w:after="100"/>
+        <w:ind w:left="720"/>
+        <w:jc w:val="both"/>
+      </w:pPr>
+      <w:r>
+        <w:t xml:space="preserve">• </w:t>
+      </w:r>
+      <w:r>
+        <w:rPr>
+          <w:b/>
+        </w:rPr>
+        <w:t>SHTgt</w:t>
+      </w:r>
+      <w:r>
+        <w:t xml:space="preserve"> — "StuckHighRescue [target]": BG≥8.5mmol + HP2≤target+1.0mmol (model underestimates correction needed) -- temporarily lowers target 2.0mmol (floor 4.0mmol) via TT, 30min.</w:t>
+      </w:r>
+    </w:p>
+    <w:p>
+      <w:pPr>
+        <w:spacing w:after="100"/>
+        <w:ind w:left="720"/>
+        <w:jc w:val="both"/>
+      </w:pPr>
+      <w:r>
+        <w:t xml:space="preserve">• </w:t>
+      </w:r>
+      <w:r>
+        <w:rPr>
+          <w:b/>
+        </w:rPr>
         <w:t>Shwr12</w:t>
       </w:r>
       <w:r>
@@ -33546,6 +33679,44 @@
         <w:rPr>
           <w:b/>
         </w:rPr>
+        <w:t>STCOn</w:t>
+      </w:r>
+      <w:r>
+        <w:t xml:space="preserve"> — escalateToStuckHighTierC(): escalates the Standard/Low roles to TierC (Standard110/Low90), remembering whatever rung they were actually on so StuckHighTierC’s own revert can restore it exactly. Triggered from StuckHighRescue [ratio], PoorResponseRescue stage 2, or UnexplainedHighTierC; a re-fire while already active is a no-op.</w:t>
+      </w:r>
+    </w:p>
+    <w:p>
+      <w:pPr>
+        <w:spacing w:after="100"/>
+        <w:ind w:left="720"/>
+        <w:jc w:val="both"/>
+      </w:pPr>
+      <w:r>
+        <w:t xml:space="preserve">• </w:t>
+      </w:r>
+      <w:r>
+        <w:rPr>
+          <w:b/>
+        </w:rPr>
+        <w:t>STCOf</w:t>
+      </w:r>
+      <w:r>
+        <w:t xml:space="preserve"> — StuckHighTierC revert (added 2026-09-13): once BG&lt;7.5mmol, restores Standard/Low to whichever rung they were actually on before the STCOn escalation (not assumed TierA), reversing the same tier delivery-nudge coupling. Unthrottled -- runs every cycle so it is never late outliving the high it was escalated for.</w:t>
+      </w:r>
+    </w:p>
+    <w:p>
+      <w:pPr>
+        <w:spacing w:after="100"/>
+        <w:ind w:left="720"/>
+        <w:jc w:val="both"/>
+      </w:pPr>
+      <w:r>
+        <w:t xml:space="preserve">• </w:t>
+      </w:r>
+      <w:r>
+        <w:rPr>
+          <w:b/>
+        </w:rPr>
         <w:t>StBOn / StBOff</w:t>
       </w:r>
       <w:r>
@@ -33813,6 +33984,25 @@
         <w:rPr>
           <w:b/>
         </w:rPr>
+        <w:t>TierARst</w:t>
+      </w:r>
+      <w:r>
+        <w:t xml:space="preserve"> — resetStandardAndLowTiersToA(), called as LowBgTierAReset: resets Standard/Low back to TierA after BG has spent &gt;10 continuous minutes under 4.0mmol within a 12h lookback, with recent steps60 staying low throughout.</w:t>
+      </w:r>
+    </w:p>
+    <w:p>
+      <w:pPr>
+        <w:spacing w:after="100"/>
+        <w:ind w:left="720"/>
+        <w:jc w:val="both"/>
+      </w:pPr>
+      <w:r>
+        <w:t xml:space="preserve">• </w:t>
+      </w:r>
+      <w:r>
+        <w:rPr>
+          <w:b/>
+        </w:rPr>
         <w:t>THfloor</w:t>
       </w:r>
       <w:r>
@@ -33969,6 +34159,25 @@
       </w:r>
       <w:r>
         <w:t xml:space="preserve"> — LibreUkf1ToggleTT: on Virtual Pump only (and not AAPSCLIENT), manually setting a 5.152mmol TT toggles the UKFset1 smoothing live-comparison feature (FslUseUkfSmoothing).</w:t>
+      </w:r>
+    </w:p>
+    <w:p>
+      <w:pPr>
+        <w:spacing w:after="100"/>
+        <w:ind w:left="720"/>
+        <w:jc w:val="both"/>
+      </w:pPr>
+      <w:r>
+        <w:t xml:space="preserve">• </w:t>
+      </w:r>
+      <w:r>
+        <w:rPr>
+          <w:b/>
+        </w:rPr>
+        <w:t>UnHTC</w:t>
+      </w:r>
+      <w:r>
+        <w:t xml:space="preserve"> — UnexplainedHighTierC: escalates to TierC (via escalateToStuckHighTierC()) once BG has been high for 2h+ with no meal or UAM boost seen to explain it.</w:t>
       </w:r>
     </w:p>
     <w:p>
